--- a/por/docx/009.content.docx
+++ b/por/docx/009.content.docx
@@ -150,26 +150,6 @@
           <w:lang w:val="pt_PT" w:bidi="pt_PT"/>
         </w:rPr>
         <w:t>G</w:t>
-      </w:r>
-      <w:r>
-        <w:rPr>
-          <w:lang w:val="pt_PT" w:bidi="pt_PT"/>
-        </w:rPr>
-      </w:r>
-    </w:p>
-    <w:p>
-      <w:pPr/>
-      <w:r>
-        <w:rPr>
-          <w:lang w:val="pt_PT" w:bidi="pt_PT"/>
-        </w:rPr>
-      </w:r>
-      <w:r>
-        <w:rPr>
-          <w:i/>
-          <w:lang w:val="pt_PT" w:bidi="pt_PT"/>
-        </w:rPr>
-        <w:t>Guerra santa</w:t>
       </w:r>
       <w:r>
         <w:rPr>

--- a/por/docx/009.content.docx
+++ b/por/docx/009.content.docx
@@ -19,7 +19,7 @@
         <w:rPr>
           <w:lang w:val="pt_PT" w:bidi="pt_PT"/>
         </w:rPr>
-        <w:t>Resource: Study Notes - Themes (Tyndale)</w:t>
+        <w:t>Resource: Tyndale Open Study Notes</w:t>
       </w:r>
       <w:r>
         <w:rPr>
@@ -112,7 +112,7 @@
         <w:rPr>
           <w:lang w:val="pt_PT" w:bidi="pt_PT"/>
         </w:rPr>
-        <w:t>Study Notes - Themes (Tyndale)</w:t>
+        <w:t>Tyndale Open Study Notes</w:t>
       </w:r>
     </w:p>
     <w:p>

--- a/por/docx/009.content.docx
+++ b/por/docx/009.content.docx
@@ -149,7 +149,7 @@
         <w:rPr>
           <w:lang w:val="pt_PT" w:bidi="pt_PT"/>
         </w:rPr>
-        <w:t>G</w:t>
+        <w:t>I</w:t>
       </w:r>
       <w:r>
         <w:rPr>
@@ -212,7 +212,7 @@
         <w:rPr>
           <w:lang w:val="pt_PT" w:bidi="pt_PT"/>
         </w:rPr>
-        <w:t>Guerra santa</w:t>
+        <w:t>Identidade da comunidade</w:t>
       </w:r>
       <w:r>
         <w:rPr>
@@ -231,7 +231,7 @@
         <w:rPr>
           <w:lang w:val="pt_PT" w:bidi="pt_PT"/>
         </w:rPr>
-        <w:t>A destruição total dos inimigos pelos israelitas levanta questões difíceis sobre o certo e o errado. Quais foram as razões que levaram Israel a invadir, conquistar e destruir Canaã e seu povo? De uma perspectiva humana, as invasões agressivas de Israel para conquistar Canaã parecem ilegais e imorais. A Bíblia oferece algumas percepções sobre essa questão. Embora essas percepções não respondam a todas as nossas perguntas, elas nos ajudam a entender melhor a situação.</w:t>
+        <w:t>Em muitas culturas ocidentais, as pessoas frequentemente enfatizam a identidade individual e a independência pessoal. Em contraste, muitas culturas orientais, como as da China e da Índia, priorizam as relações familiares e comunitárias em vez dos interesses individuais. Da mesma forma, no antigo Israel, a identidade e a importância de uma pessoa vinham de seu papel na comunidade. Todos os israelitas eram esperados a compartilhar a identidade da comunidade como os "filhos de Israel" e a demonstrar as características que definiam o grupo.</w:t>
       </w:r>
     </w:p>
     <w:p>
@@ -245,7 +245,7 @@
         <w:rPr>
           <w:lang w:val="pt_PT" w:bidi="pt_PT"/>
         </w:rPr>
-        <w:t>Primeiro, foi Deus quem comandou e liderou a guerra contra os cananeus, não os humanos. Deus estava presente de forma única com Israel (</w:t>
+        <w:t>No Antigo Testamento, Deus frequentemente fala a todo o povo no singular, enfatizando sua unidade. Os Dez Mandamentos e a bênção de Arão usam linguagem no singular (</w:t>
       </w:r>
       <w:hyperlink r:id="rId13">
         <w:r>
@@ -256,7 +256,7 @@
             <w:color w:val="0000EE"/>
             <w:u w:val="single"/>
           </w:rPr>
-          <w:t>Êxodo 19.5–6</w:t>
+          <w:t>Êxodo 20.2–17</w:t>
         </w:r>
       </w:hyperlink>
       <w:r>
@@ -274,122 +274,14 @@
             <w:color w:val="0000EE"/>
             <w:u w:val="single"/>
           </w:rPr>
-          <w:t>40.34–38</w:t>
-        </w:r>
-      </w:hyperlink>
-      <w:r>
-        <w:rPr>
-          <w:lang w:val="pt_PT" w:bidi="pt_PT"/>
-        </w:rPr>
-        <w:t>). Após Israel cruzar o Rio Jordão, ficou claro que Deus lutou contra os cananeus (</w:t>
-      </w:r>
-      <w:hyperlink r:id="rId15">
-        <w:r>
-          <w:rPr>
-            <w:lang w:val="pt_PT" w:bidi="pt_PT"/>
-          </w:rPr>
-          <w:rPr>
-            <w:color w:val="0000EE"/>
-            <w:u w:val="single"/>
-          </w:rPr>
-          <w:t>Josué 6</w:t>
-        </w:r>
-      </w:hyperlink>
-      <w:r>
-        <w:rPr>
-          <w:lang w:val="pt_PT" w:bidi="pt_PT"/>
-        </w:rPr>
-        <w:t>). Quando Deus não lutou, Israel perdeu (</w:t>
-      </w:r>
-      <w:hyperlink r:id="rId16">
-        <w:r>
-          <w:rPr>
-            <w:lang w:val="pt_PT" w:bidi="pt_PT"/>
-          </w:rPr>
-          <w:rPr>
-            <w:color w:val="0000EE"/>
-            <w:u w:val="single"/>
-          </w:rPr>
-          <w:t>Josué 7</w:t>
-        </w:r>
-      </w:hyperlink>
-      <w:r>
-        <w:rPr>
-          <w:lang w:val="pt_PT" w:bidi="pt_PT"/>
-        </w:rPr>
-        <w:t>). Deus define a moralidade com base em Seu caráter. Para o antigo Israel, isso significava remover o mal para manter Deus presente (</w:t>
-      </w:r>
-      <w:hyperlink r:id="rId17">
-        <w:r>
-          <w:rPr>
-            <w:lang w:val="pt_PT" w:bidi="pt_PT"/>
-          </w:rPr>
-          <w:rPr>
-            <w:color w:val="0000EE"/>
-            <w:u w:val="single"/>
-          </w:rPr>
-          <w:t>Deuteronômio 7.1–6</w:t>
-        </w:r>
-      </w:hyperlink>
-      <w:r>
-        <w:rPr>
-          <w:lang w:val="pt_PT" w:bidi="pt_PT"/>
-        </w:rPr>
-        <w:t xml:space="preserve">; </w:t>
-      </w:r>
-      <w:hyperlink r:id="rId18">
-        <w:r>
-          <w:rPr>
-            <w:lang w:val="pt_PT" w:bidi="pt_PT"/>
-          </w:rPr>
-          <w:rPr>
-            <w:color w:val="0000EE"/>
-            <w:u w:val="single"/>
-          </w:rPr>
-          <w:t>Deuteronômio 20.16–18</w:t>
-        </w:r>
-      </w:hyperlink>
-      <w:r>
-        <w:rPr>
-          <w:lang w:val="pt_PT" w:bidi="pt_PT"/>
-        </w:rPr>
-        <w:t xml:space="preserve">; veja também </w:t>
-      </w:r>
-      <w:hyperlink r:id="rId19">
-        <w:r>
-          <w:rPr>
-            <w:lang w:val="pt_PT" w:bidi="pt_PT"/>
-          </w:rPr>
-          <w:rPr>
-            <w:color w:val="0000EE"/>
-            <w:u w:val="single"/>
-          </w:rPr>
-          <w:t>Números 25</w:t>
-        </w:r>
-      </w:hyperlink>
-      <w:r>
-        <w:rPr>
-          <w:lang w:val="pt_PT" w:bidi="pt_PT"/>
-        </w:rPr>
-        <w:t xml:space="preserve">; </w:t>
-      </w:r>
-      <w:hyperlink r:id="rId20">
-        <w:r>
-          <w:rPr>
-            <w:lang w:val="pt_PT" w:bidi="pt_PT"/>
-          </w:rPr>
-          <w:rPr>
-            <w:color w:val="0000EE"/>
-            <w:u w:val="single"/>
-          </w:rPr>
-          <w:t>Juízes 2.1–15</w:t>
-        </w:r>
-      </w:hyperlink>
-      <w:r>
-        <w:rPr>
-          <w:lang w:val="pt_PT" w:bidi="pt_PT"/>
-        </w:rPr>
-        <w:t>).</w:t>
+          <w:t>Números 6.24–26</w:t>
+        </w:r>
+      </w:hyperlink>
+      <w:r>
+        <w:rPr>
+          <w:lang w:val="pt_PT" w:bidi="pt_PT"/>
+        </w:rPr>
+        <w:t>). Uma pessoa poderia representar o grupo, e o grupo poderia ter uma pessoa como representante.</w:t>
       </w:r>
     </w:p>
     <w:p>
@@ -403,43 +295,25 @@
         <w:rPr>
           <w:lang w:val="pt_PT" w:bidi="pt_PT"/>
         </w:rPr>
-        <w:t xml:space="preserve">Em segundo lugar, o povo de Canaã havia se voltado contra Deus e se tornado muito perverso (veja, por exemplo, </w:t>
-      </w:r>
-      <w:hyperlink r:id="rId21">
-        <w:r>
-          <w:rPr>
-            <w:lang w:val="pt_PT" w:bidi="pt_PT"/>
-          </w:rPr>
-          <w:rPr>
-            <w:color w:val="0000EE"/>
-            <w:u w:val="single"/>
-          </w:rPr>
-          <w:t>Gênesis 34.1–2</w:t>
-        </w:r>
-      </w:hyperlink>
-      <w:r>
-        <w:rPr>
-          <w:lang w:val="pt_PT" w:bidi="pt_PT"/>
-        </w:rPr>
-        <w:t>). Durante o tempo do patriarca Abraão, Deus disse que os pecados dos cananeus ainda não justificavam sua destruição (</w:t>
-      </w:r>
-      <w:hyperlink r:id="rId22">
-        <w:r>
-          <w:rPr>
-            <w:lang w:val="pt_PT" w:bidi="pt_PT"/>
-          </w:rPr>
-          <w:rPr>
-            <w:color w:val="0000EE"/>
-            <w:u w:val="single"/>
-          </w:rPr>
-          <w:t>Gênesis 15.16</w:t>
-        </w:r>
-      </w:hyperlink>
-      <w:r>
-        <w:rPr>
-          <w:lang w:val="pt_PT" w:bidi="pt_PT"/>
-        </w:rPr>
-        <w:t>). Agora, vários séculos depois, justificavam.</w:t>
+        <w:t>Por exemplo, Neemias pede perdão pelos pecados que levaram ao exílio babilônico, dizendo: "Confesso os pecados que nós, israelitas, cometemos" (</w:t>
+      </w:r>
+      <w:hyperlink r:id="rId15">
+        <w:r>
+          <w:rPr>
+            <w:lang w:val="pt_PT" w:bidi="pt_PT"/>
+          </w:rPr>
+          <w:rPr>
+            <w:color w:val="0000EE"/>
+            <w:u w:val="single"/>
+          </w:rPr>
+          <w:t>Neemias 1.6–7</w:t>
+        </w:r>
+      </w:hyperlink>
+      <w:r>
+        <w:rPr>
+          <w:lang w:val="pt_PT" w:bidi="pt_PT"/>
+        </w:rPr>
+        <w:t>). Neemias foi o governador da Judeia de 445 a 433 a.C., cerca de 140 anos após a destruição de Jerusalém em 586 a.C. Portanto, ele não cometeu esses pecados. No entanto, em sua oração, ele se identifica com os pecados de seu povo.</w:t>
       </w:r>
     </w:p>
     <w:p>
@@ -453,43 +327,61 @@
         <w:rPr>
           <w:lang w:val="pt_PT" w:bidi="pt_PT"/>
         </w:rPr>
-        <w:t xml:space="preserve">Eles estavam cometendo crimes terríveis contra Deus e os humanos. Isso incluía adoração de ídolos, sacrifício de crianças, adultério, incesto, assassinato e opressão (veja </w:t>
-      </w:r>
-      <w:hyperlink r:id="rId23">
-        <w:r>
-          <w:rPr>
-            <w:lang w:val="pt_PT" w:bidi="pt_PT"/>
-          </w:rPr>
-          <w:rPr>
-            <w:color w:val="0000EE"/>
-            <w:u w:val="single"/>
-          </w:rPr>
-          <w:t>Levítico 18</w:t>
-        </w:r>
-      </w:hyperlink>
-      <w:r>
-        <w:rPr>
-          <w:lang w:val="pt_PT" w:bidi="pt_PT"/>
-        </w:rPr>
-        <w:t>). Esses pecados profanaram completamente a terra e seu povo, tornando-os espiritualmente impuros (</w:t>
-      </w:r>
-      <w:hyperlink r:id="rId24">
-        <w:r>
-          <w:rPr>
-            <w:lang w:val="pt_PT" w:bidi="pt_PT"/>
-          </w:rPr>
-          <w:rPr>
-            <w:color w:val="0000EE"/>
-            <w:u w:val="single"/>
-          </w:rPr>
-          <w:t>Levítico 18.24–25</w:t>
-        </w:r>
-      </w:hyperlink>
-      <w:r>
-        <w:rPr>
-          <w:lang w:val="pt_PT" w:bidi="pt_PT"/>
-        </w:rPr>
-        <w:t>). O Deus santo estava exercendo sua justiça contra o mal extremo.</w:t>
+        <w:t>De maneira semelhante, o sumo sacerdote podia representar todo o povo no dia da expiação (</w:t>
+      </w:r>
+      <w:hyperlink r:id="rId16">
+        <w:r>
+          <w:rPr>
+            <w:lang w:val="pt_PT" w:bidi="pt_PT"/>
+          </w:rPr>
+          <w:rPr>
+            <w:color w:val="0000EE"/>
+            <w:u w:val="single"/>
+          </w:rPr>
+          <w:t>Levítico 16</w:t>
+        </w:r>
+      </w:hyperlink>
+      <w:r>
+        <w:rPr>
+          <w:lang w:val="pt_PT" w:bidi="pt_PT"/>
+        </w:rPr>
+        <w:t>). Como os indivíduos tinham um vínculo tão próximo com a comunidade, o pecado de uma pessoa podia se tornar o pecado da comunidade se não fosse tratado (</w:t>
+      </w:r>
+      <w:hyperlink r:id="rId17">
+        <w:r>
+          <w:rPr>
+            <w:lang w:val="pt_PT" w:bidi="pt_PT"/>
+          </w:rPr>
+          <w:rPr>
+            <w:color w:val="0000EE"/>
+            <w:u w:val="single"/>
+          </w:rPr>
+          <w:t>Levítico 4.3–21</w:t>
+        </w:r>
+      </w:hyperlink>
+      <w:r>
+        <w:rPr>
+          <w:lang w:val="pt_PT" w:bidi="pt_PT"/>
+        </w:rPr>
+        <w:t xml:space="preserve">; </w:t>
+      </w:r>
+      <w:hyperlink r:id="rId18">
+        <w:r>
+          <w:rPr>
+            <w:lang w:val="pt_PT" w:bidi="pt_PT"/>
+          </w:rPr>
+          <w:rPr>
+            <w:color w:val="0000EE"/>
+            <w:u w:val="single"/>
+          </w:rPr>
+          <w:t>20.1–5</w:t>
+        </w:r>
+      </w:hyperlink>
+      <w:r>
+        <w:rPr>
+          <w:lang w:val="pt_PT" w:bidi="pt_PT"/>
+        </w:rPr>
+        <w:t>).</w:t>
       </w:r>
     </w:p>
     <w:p>
@@ -503,20 +395,79 @@
         <w:rPr>
           <w:lang w:val="pt_PT" w:bidi="pt_PT"/>
         </w:rPr>
-        <w:t xml:space="preserve">É importante entender que a guerra que Deus permitiu que Israel lutasse foi limitada a um tempo, lugar e povo específicos. Guerras travadas em nome da religião não são justificadas por este exemplo. Por exemplo, as cruzadas (ataques militares por europeus que se autodenominavam cristãos contra muçulmanos no Oriente Médio durante os anos 1095–1291 d.C.) estavam erradas. O mesmo é verdade para ataques violentos recentes por pessoas que afirmam agir em nome do Islã (chamados de </w:t>
-      </w:r>
-      <w:r>
-        <w:rPr>
-          <w:i/>
-          <w:lang w:val="pt_PT" w:bidi="pt_PT"/>
-        </w:rPr>
-        <w:t>jihad</w:t>
-      </w:r>
-      <w:r>
-        <w:rPr>
-          <w:lang w:val="pt_PT" w:bidi="pt_PT"/>
-        </w:rPr>
-        <w:t xml:space="preserve"> por aqueles que os realizam).</w:t>
+        <w:t>De maneira semelhante, Paulo descreve a comunidade cristã como o "corpo de Cristo" (</w:t>
+      </w:r>
+      <w:hyperlink r:id="rId19">
+        <w:r>
+          <w:rPr>
+            <w:lang w:val="pt_PT" w:bidi="pt_PT"/>
+          </w:rPr>
+          <w:rPr>
+            <w:color w:val="0000EE"/>
+            <w:u w:val="single"/>
+          </w:rPr>
+          <w:t>1 Coríntios 12.27</w:t>
+        </w:r>
+      </w:hyperlink>
+      <w:r>
+        <w:rPr>
+          <w:lang w:val="pt_PT" w:bidi="pt_PT"/>
+        </w:rPr>
+        <w:t xml:space="preserve">; </w:t>
+      </w:r>
+      <w:hyperlink r:id="rId20">
+        <w:r>
+          <w:rPr>
+            <w:lang w:val="pt_PT" w:bidi="pt_PT"/>
+          </w:rPr>
+          <w:rPr>
+            <w:color w:val="0000EE"/>
+            <w:u w:val="single"/>
+          </w:rPr>
+          <w:t>Efésios 4.12</w:t>
+        </w:r>
+      </w:hyperlink>
+      <w:r>
+        <w:rPr>
+          <w:lang w:val="pt_PT" w:bidi="pt_PT"/>
+        </w:rPr>
+        <w:t>). Os membros compartilham a identidade de Cristo através do Espírito Santo. Como o corpo de Cristo, eles manifestam a vida de Cristo em suas próprias vidas. Juntos, eles o revelam ao mundo. O apóstolo Paulo encoraja a igreja da Galácia a ajudar a "carregar os fardos uns dos outros" e assim seguir o exemplo de Cristo (</w:t>
+      </w:r>
+      <w:hyperlink r:id="rId21">
+        <w:r>
+          <w:rPr>
+            <w:lang w:val="pt_PT" w:bidi="pt_PT"/>
+          </w:rPr>
+          <w:rPr>
+            <w:color w:val="0000EE"/>
+            <w:u w:val="single"/>
+          </w:rPr>
+          <w:t>Gálatas 6.2</w:t>
+        </w:r>
+      </w:hyperlink>
+      <w:r>
+        <w:rPr>
+          <w:lang w:val="pt_PT" w:bidi="pt_PT"/>
+        </w:rPr>
+        <w:t xml:space="preserve">; </w:t>
+      </w:r>
+      <w:hyperlink r:id="rId22">
+        <w:r>
+          <w:rPr>
+            <w:lang w:val="pt_PT" w:bidi="pt_PT"/>
+          </w:rPr>
+          <w:rPr>
+            <w:color w:val="0000EE"/>
+            <w:u w:val="single"/>
+          </w:rPr>
+          <w:t>Mateus 11.28–30</w:t>
+        </w:r>
+      </w:hyperlink>
+      <w:r>
+        <w:rPr>
+          <w:lang w:val="pt_PT" w:bidi="pt_PT"/>
+        </w:rPr>
+        <w:t>).</w:t>
       </w:r>
     </w:p>
     <w:p>
@@ -528,45 +479,10 @@
       </w:r>
       <w:r>
         <w:rPr>
-          <w:lang w:val="pt_PT" w:bidi="pt_PT"/>
-        </w:rPr>
-        <w:t>Jesus disse claramente, "Benditos são os pacificadores" (</w:t>
-      </w:r>
-      <w:hyperlink r:id="rId25">
-        <w:r>
-          <w:rPr>
-            <w:lang w:val="pt_PT" w:bidi="pt_PT"/>
-          </w:rPr>
-          <w:rPr>
-            <w:color w:val="0000EE"/>
-            <w:u w:val="single"/>
-          </w:rPr>
-          <w:t>Mateus 5.9</w:t>
-        </w:r>
-      </w:hyperlink>
-      <w:r>
-        <w:rPr>
-          <w:lang w:val="pt_PT" w:bidi="pt_PT"/>
-        </w:rPr>
-        <w:t>). Ele também disse, "todos os que usam a espada morrerão pela espada" (</w:t>
-      </w:r>
-      <w:hyperlink r:id="rId26">
-        <w:r>
-          <w:rPr>
-            <w:lang w:val="pt_PT" w:bidi="pt_PT"/>
-          </w:rPr>
-          <w:rPr>
-            <w:color w:val="0000EE"/>
-            <w:u w:val="single"/>
-          </w:rPr>
-          <w:t>Mateus 26.52</w:t>
-        </w:r>
-      </w:hyperlink>
-      <w:r>
-        <w:rPr>
-          <w:lang w:val="pt_PT" w:bidi="pt_PT"/>
-        </w:rPr>
-        <w:t>). Os judeus esperavam que Jesus, como o Messias (o líder escolhido por Deus), liderasse Israel a uma vitória militar sobre os romanos. Em vez disso, ele sacrificou sua vida para derrotar o pecado, a morte e Satanás.</w:t>
+          <w:u w:val="single"/>
+          <w:lang w:val="pt_PT" w:bidi="pt_PT"/>
+        </w:rPr>
+        <w:t>Passagens para estudo complementar</w:t>
       </w:r>
     </w:p>
     <w:p>
@@ -576,11 +492,149 @@
           <w:lang w:val="pt_PT" w:bidi="pt_PT"/>
         </w:rPr>
       </w:r>
-      <w:r>
-        <w:rPr>
-          <w:lang w:val="pt_PT" w:bidi="pt_PT"/>
-        </w:rPr>
-        <w:t>Deus reservou para si o direito de julgamento (</w:t>
+      <w:hyperlink r:id="rId23">
+        <w:r>
+          <w:rPr>
+            <w:lang w:val="pt_PT" w:bidi="pt_PT"/>
+          </w:rPr>
+          <w:rPr>
+            <w:color w:val="0000EE"/>
+            <w:u w:val="single"/>
+          </w:rPr>
+          <w:t>Êxodo 20.5–6</w:t>
+        </w:r>
+      </w:hyperlink>
+      <w:r>
+        <w:rPr>
+          <w:lang w:val="pt_PT" w:bidi="pt_PT"/>
+        </w:rPr>
+        <w:t>,</w:t>
+      </w:r>
+      <w:hyperlink r:id="rId24">
+        <w:r>
+          <w:rPr>
+            <w:lang w:val="pt_PT" w:bidi="pt_PT"/>
+          </w:rPr>
+          <w:rPr>
+            <w:color w:val="0000EE"/>
+            <w:u w:val="single"/>
+          </w:rPr>
+          <w:t>8–10</w:t>
+        </w:r>
+      </w:hyperlink>
+      <w:r>
+        <w:rPr>
+          <w:lang w:val="pt_PT" w:bidi="pt_PT"/>
+        </w:rPr>
+        <w:t xml:space="preserve">; </w:t>
+      </w:r>
+      <w:hyperlink r:id="rId17">
+        <w:r>
+          <w:rPr>
+            <w:lang w:val="pt_PT" w:bidi="pt_PT"/>
+          </w:rPr>
+          <w:rPr>
+            <w:color w:val="0000EE"/>
+            <w:u w:val="single"/>
+          </w:rPr>
+          <w:t>Levítico 4.3–21</w:t>
+        </w:r>
+      </w:hyperlink>
+      <w:r>
+        <w:rPr>
+          <w:lang w:val="pt_PT" w:bidi="pt_PT"/>
+        </w:rPr>
+        <w:t xml:space="preserve">; </w:t>
+      </w:r>
+      <w:hyperlink r:id="rId18">
+        <w:r>
+          <w:rPr>
+            <w:lang w:val="pt_PT" w:bidi="pt_PT"/>
+          </w:rPr>
+          <w:rPr>
+            <w:color w:val="0000EE"/>
+            <w:u w:val="single"/>
+          </w:rPr>
+          <w:t>20.1–5</w:t>
+        </w:r>
+      </w:hyperlink>
+      <w:r>
+        <w:rPr>
+          <w:lang w:val="pt_PT" w:bidi="pt_PT"/>
+        </w:rPr>
+        <w:t xml:space="preserve">; </w:t>
+      </w:r>
+      <w:hyperlink r:id="rId25">
+        <w:r>
+          <w:rPr>
+            <w:lang w:val="pt_PT" w:bidi="pt_PT"/>
+          </w:rPr>
+          <w:rPr>
+            <w:color w:val="0000EE"/>
+            <w:u w:val="single"/>
+          </w:rPr>
+          <w:t>Josué 7.1–26</w:t>
+        </w:r>
+      </w:hyperlink>
+      <w:r>
+        <w:rPr>
+          <w:lang w:val="pt_PT" w:bidi="pt_PT"/>
+        </w:rPr>
+        <w:t xml:space="preserve">; </w:t>
+      </w:r>
+      <w:hyperlink r:id="rId15">
+        <w:r>
+          <w:rPr>
+            <w:lang w:val="pt_PT" w:bidi="pt_PT"/>
+          </w:rPr>
+          <w:rPr>
+            <w:color w:val="0000EE"/>
+            <w:u w:val="single"/>
+          </w:rPr>
+          <w:t>Neemias 1.6–7</w:t>
+        </w:r>
+      </w:hyperlink>
+      <w:r>
+        <w:rPr>
+          <w:lang w:val="pt_PT" w:bidi="pt_PT"/>
+        </w:rPr>
+        <w:t xml:space="preserve">; </w:t>
+      </w:r>
+      <w:hyperlink r:id="rId26">
+        <w:r>
+          <w:rPr>
+            <w:lang w:val="pt_PT" w:bidi="pt_PT"/>
+          </w:rPr>
+          <w:rPr>
+            <w:color w:val="0000EE"/>
+            <w:u w:val="single"/>
+          </w:rPr>
+          <w:t>1 Coríntios 12.12–27</w:t>
+        </w:r>
+      </w:hyperlink>
+      <w:r>
+        <w:rPr>
+          <w:lang w:val="pt_PT" w:bidi="pt_PT"/>
+        </w:rPr>
+        <w:t xml:space="preserve">; </w:t>
+      </w:r>
+      <w:hyperlink r:id="rId21">
+        <w:r>
+          <w:rPr>
+            <w:lang w:val="pt_PT" w:bidi="pt_PT"/>
+          </w:rPr>
+          <w:rPr>
+            <w:color w:val="0000EE"/>
+            <w:u w:val="single"/>
+          </w:rPr>
+          <w:t>Gálatas 6.2</w:t>
+        </w:r>
+      </w:hyperlink>
+      <w:r>
+        <w:rPr>
+          <w:lang w:val="pt_PT" w:bidi="pt_PT"/>
+        </w:rPr>
+        <w:t xml:space="preserve">; </w:t>
       </w:r>
       <w:hyperlink r:id="rId27">
         <w:r>
@@ -591,50 +645,18 @@
             <w:color w:val="0000EE"/>
             <w:u w:val="single"/>
           </w:rPr>
-          <w:t>Romanos 12.19</w:t>
-        </w:r>
-      </w:hyperlink>
-      <w:r>
-        <w:rPr>
-          <w:lang w:val="pt_PT" w:bidi="pt_PT"/>
-        </w:rPr>
-        <w:t xml:space="preserve">). No julgamento final, ele expressará sua santa ira e justiça em relação a todas as ações erradas e pecaminosas da humanidade (veja </w:t>
-      </w:r>
-      <w:hyperlink r:id="rId28">
-        <w:r>
-          <w:rPr>
-            <w:lang w:val="pt_PT" w:bidi="pt_PT"/>
-          </w:rPr>
-          <w:rPr>
-            <w:color w:val="0000EE"/>
-            <w:u w:val="single"/>
-          </w:rPr>
-          <w:t>Apocalipse 19.11–21</w:t>
-        </w:r>
-      </w:hyperlink>
-      <w:r>
-        <w:rPr>
-          <w:lang w:val="pt_PT" w:bidi="pt_PT"/>
-        </w:rPr>
-        <w:t xml:space="preserve">; </w:t>
-      </w:r>
-      <w:hyperlink r:id="rId29">
-        <w:r>
-          <w:rPr>
-            <w:lang w:val="pt_PT" w:bidi="pt_PT"/>
-          </w:rPr>
-          <w:rPr>
-            <w:color w:val="0000EE"/>
-            <w:u w:val="single"/>
-          </w:rPr>
-          <w:t>20.7–10</w:t>
-        </w:r>
-      </w:hyperlink>
-      <w:r>
-        <w:rPr>
-          <w:lang w:val="pt_PT" w:bidi="pt_PT"/>
-        </w:rPr>
-        <w:t>). Portanto, ninguém pode agora afirmar corretamente que Deus ordenou o extermínio de um grupo específico de pessoas. No mundo moderno de hoje, nunca é justo cometer genocídio (matar ou destruir intencionalmente um grupo inteiro de pessoas).</w:t>
+          <w:t>Efésios 4.11–13.</w:t>
+        </w:r>
+      </w:hyperlink>
+      <w:r>
+        <w:rPr>
+          <w:lang w:val="pt_PT" w:bidi="pt_PT"/>
+        </w:rPr>
+      </w:r>
+      <w:r>
+        <w:rPr>
+          <w:lang w:val="pt_PT" w:bidi="pt_PT"/>
+        </w:rPr>
       </w:r>
     </w:p>
     <w:p>
@@ -644,12 +666,21 @@
           <w:lang w:val="pt_PT" w:bidi="pt_PT"/>
         </w:rPr>
       </w:r>
-      <w:r>
-        <w:rPr>
-          <w:u w:val="single"/>
-          <w:lang w:val="pt_PT" w:bidi="pt_PT"/>
-        </w:rPr>
-        <w:t>Passagens para estudo complementar</w:t>
+    </w:p>
+    <w:p>
+      <w:pPr>
+        <w:pStyle w:val="Heading2"/>
+      </w:pPr>
+      <w:r>
+        <w:rPr>
+          <w:lang w:val="pt_PT" w:bidi="pt_PT"/>
+        </w:rPr>
+        <w:t>Infertilidade</w:t>
+      </w:r>
+      <w:r>
+        <w:rPr>
+          <w:lang w:val="pt_PT" w:bidi="pt_PT"/>
+        </w:rPr>
       </w:r>
     </w:p>
     <w:p>
@@ -659,6 +690,48 @@
           <w:lang w:val="pt_PT" w:bidi="pt_PT"/>
         </w:rPr>
       </w:r>
+      <w:r>
+        <w:rPr>
+          <w:lang w:val="pt_PT" w:bidi="pt_PT"/>
+        </w:rPr>
+        <w:t>Quase todas as esposas dos patriarcas enfrentaram infertilidade (não conseguiam ter filhos) antes de eventualmente terem filhos. A única possível exceção foi Lia, e mesmo ela não pôde ter filhos por algum tempo (</w:t>
+      </w:r>
+      <w:hyperlink r:id="rId28">
+        <w:r>
+          <w:rPr>
+            <w:lang w:val="pt_PT" w:bidi="pt_PT"/>
+          </w:rPr>
+          <w:rPr>
+            <w:color w:val="0000EE"/>
+            <w:u w:val="single"/>
+          </w:rPr>
+          <w:t>Gênesis 11.30</w:t>
+        </w:r>
+      </w:hyperlink>
+      <w:r>
+        <w:rPr>
+          <w:lang w:val="pt_PT" w:bidi="pt_PT"/>
+        </w:rPr>
+        <w:t xml:space="preserve">; </w:t>
+      </w:r>
+      <w:hyperlink r:id="rId29">
+        <w:r>
+          <w:rPr>
+            <w:lang w:val="pt_PT" w:bidi="pt_PT"/>
+          </w:rPr>
+          <w:rPr>
+            <w:color w:val="0000EE"/>
+            <w:u w:val="single"/>
+          </w:rPr>
+          <w:t>25.21</w:t>
+        </w:r>
+      </w:hyperlink>
+      <w:r>
+        <w:rPr>
+          <w:lang w:val="pt_PT" w:bidi="pt_PT"/>
+        </w:rPr>
+        <w:t xml:space="preserve">; </w:t>
+      </w:r>
       <w:hyperlink r:id="rId30">
         <w:r>
           <w:rPr>
@@ -668,7 +741,57 @@
             <w:color w:val="0000EE"/>
             <w:u w:val="single"/>
           </w:rPr>
-          <w:t>Gênesis 12.1</w:t>
+          <w:t>29.31</w:t>
+        </w:r>
+      </w:hyperlink>
+      <w:r>
+        <w:rPr>
+          <w:lang w:val="pt_PT" w:bidi="pt_PT"/>
+        </w:rPr>
+        <w:t xml:space="preserve">; veja também </w:t>
+      </w:r>
+      <w:hyperlink r:id="rId31">
+        <w:r>
+          <w:rPr>
+            <w:lang w:val="pt_PT" w:bidi="pt_PT"/>
+          </w:rPr>
+          <w:rPr>
+            <w:color w:val="0000EE"/>
+            <w:u w:val="single"/>
+          </w:rPr>
+          <w:t>1 Samuel 1.1–18</w:t>
+        </w:r>
+      </w:hyperlink>
+      <w:r>
+        <w:rPr>
+          <w:lang w:val="pt_PT" w:bidi="pt_PT"/>
+        </w:rPr>
+        <w:t>). As crianças davam continuidade à linha familiar, protegiam a tribo e forneciam mão de obra. Elas garantiam que a propriedade permanecesse dentro da família, ajudavam na velhice e realizavam cerimônias fúnebres adequadas.</w:t>
+      </w:r>
+    </w:p>
+    <w:p>
+      <w:pPr/>
+      <w:r>
+        <w:rPr>
+          <w:lang w:val="pt_PT" w:bidi="pt_PT"/>
+        </w:rPr>
+      </w:r>
+      <w:r>
+        <w:rPr>
+          <w:lang w:val="pt_PT" w:bidi="pt_PT"/>
+        </w:rPr>
+        <w:t>Portanto, a infertilidade era uma desgraça séria para uma mulher naquela cultura (</w:t>
+      </w:r>
+      <w:hyperlink r:id="rId32">
+        <w:r>
+          <w:rPr>
+            <w:lang w:val="pt_PT" w:bidi="pt_PT"/>
+          </w:rPr>
+          <w:rPr>
+            <w:color w:val="0000EE"/>
+            <w:u w:val="single"/>
+          </w:rPr>
+          <w:t>Salmos 113.9</w:t>
         </w:r>
       </w:hyperlink>
       <w:r>
@@ -677,16 +800,16 @@
         </w:rPr>
         <w:t xml:space="preserve">; </w:t>
       </w:r>
-      <w:hyperlink r:id="rId31">
-        <w:r>
-          <w:rPr>
-            <w:lang w:val="pt_PT" w:bidi="pt_PT"/>
-          </w:rPr>
-          <w:rPr>
-            <w:color w:val="0000EE"/>
-            <w:u w:val="single"/>
-          </w:rPr>
-          <w:t>13.14–17</w:t>
+      <w:hyperlink r:id="rId33">
+        <w:r>
+          <w:rPr>
+            <w:lang w:val="pt_PT" w:bidi="pt_PT"/>
+          </w:rPr>
+          <w:rPr>
+            <w:color w:val="0000EE"/>
+            <w:u w:val="single"/>
+          </w:rPr>
+          <w:t>Provérbios 30.15–16</w:t>
         </w:r>
       </w:hyperlink>
       <w:r>
@@ -695,16 +818,567 @@
         </w:rPr>
         <w:t xml:space="preserve">; </w:t>
       </w:r>
-      <w:hyperlink r:id="rId22">
-        <w:r>
-          <w:rPr>
-            <w:lang w:val="pt_PT" w:bidi="pt_PT"/>
-          </w:rPr>
-          <w:rPr>
-            <w:color w:val="0000EE"/>
-            <w:u w:val="single"/>
-          </w:rPr>
-          <w:t>15.16</w:t>
+      <w:hyperlink r:id="rId34">
+        <w:r>
+          <w:rPr>
+            <w:lang w:val="pt_PT" w:bidi="pt_PT"/>
+          </w:rPr>
+          <w:rPr>
+            <w:color w:val="0000EE"/>
+            <w:u w:val="single"/>
+          </w:rPr>
+          <w:t>Isaías 54.1</w:t>
+        </w:r>
+      </w:hyperlink>
+      <w:r>
+        <w:rPr>
+          <w:lang w:val="pt_PT" w:bidi="pt_PT"/>
+        </w:rPr>
+        <w:t>). Ela se via como um vaso de vida (</w:t>
+      </w:r>
+      <w:hyperlink r:id="rId35">
+        <w:r>
+          <w:rPr>
+            <w:lang w:val="pt_PT" w:bidi="pt_PT"/>
+          </w:rPr>
+          <w:rPr>
+            <w:color w:val="0000EE"/>
+            <w:u w:val="single"/>
+          </w:rPr>
+          <w:t>Gênesis 1.28</w:t>
+        </w:r>
+      </w:hyperlink>
+      <w:r>
+        <w:rPr>
+          <w:lang w:val="pt_PT" w:bidi="pt_PT"/>
+        </w:rPr>
+        <w:t xml:space="preserve">; </w:t>
+      </w:r>
+      <w:hyperlink r:id="rId36">
+        <w:r>
+          <w:rPr>
+            <w:lang w:val="pt_PT" w:bidi="pt_PT"/>
+          </w:rPr>
+          <w:rPr>
+            <w:color w:val="0000EE"/>
+            <w:u w:val="single"/>
+          </w:rPr>
+          <w:t>3.20</w:t>
+        </w:r>
+      </w:hyperlink>
+      <w:r>
+        <w:rPr>
+          <w:lang w:val="pt_PT" w:bidi="pt_PT"/>
+        </w:rPr>
+        <w:t>). Assim, as pessoas consideravam isso como uma negação de bênção, propósito e desejo (</w:t>
+      </w:r>
+      <w:hyperlink r:id="rId35">
+        <w:r>
+          <w:rPr>
+            <w:lang w:val="pt_PT" w:bidi="pt_PT"/>
+          </w:rPr>
+          <w:rPr>
+            <w:color w:val="0000EE"/>
+            <w:u w:val="single"/>
+          </w:rPr>
+          <w:t>1.28</w:t>
+        </w:r>
+      </w:hyperlink>
+      <w:r>
+        <w:rPr>
+          <w:lang w:val="pt_PT" w:bidi="pt_PT"/>
+        </w:rPr>
+        <w:t>). A infertilidade trazia vergonha, ridículo e intensa inveja (</w:t>
+      </w:r>
+      <w:hyperlink r:id="rId37">
+        <w:r>
+          <w:rPr>
+            <w:lang w:val="pt_PT" w:bidi="pt_PT"/>
+          </w:rPr>
+          <w:rPr>
+            <w:color w:val="0000EE"/>
+            <w:u w:val="single"/>
+          </w:rPr>
+          <w:t>1 Samuel 1.7</w:t>
+        </w:r>
+      </w:hyperlink>
+      <w:r>
+        <w:rPr>
+          <w:lang w:val="pt_PT" w:bidi="pt_PT"/>
+        </w:rPr>
+        <w:t xml:space="preserve">; </w:t>
+      </w:r>
+      <w:hyperlink r:id="rId38">
+        <w:r>
+          <w:rPr>
+            <w:lang w:val="pt_PT" w:bidi="pt_PT"/>
+          </w:rPr>
+          <w:rPr>
+            <w:color w:val="0000EE"/>
+            <w:u w:val="single"/>
+          </w:rPr>
+          <w:t>Gênesis 16.4</w:t>
+        </w:r>
+      </w:hyperlink>
+      <w:r>
+        <w:rPr>
+          <w:lang w:val="pt_PT" w:bidi="pt_PT"/>
+        </w:rPr>
+        <w:t xml:space="preserve">; </w:t>
+      </w:r>
+      <w:hyperlink r:id="rId39">
+        <w:r>
+          <w:rPr>
+            <w:lang w:val="pt_PT" w:bidi="pt_PT"/>
+          </w:rPr>
+          <w:rPr>
+            <w:color w:val="0000EE"/>
+            <w:u w:val="single"/>
+          </w:rPr>
+          <w:t>30.1</w:t>
+        </w:r>
+      </w:hyperlink>
+      <w:r>
+        <w:rPr>
+          <w:lang w:val="pt_PT" w:bidi="pt_PT"/>
+        </w:rPr>
+        <w:t>).</w:t>
+      </w:r>
+    </w:p>
+    <w:p>
+      <w:pPr/>
+      <w:r>
+        <w:rPr>
+          <w:lang w:val="pt_PT" w:bidi="pt_PT"/>
+        </w:rPr>
+      </w:r>
+      <w:r>
+        <w:rPr>
+          <w:lang w:val="pt_PT" w:bidi="pt_PT"/>
+        </w:rPr>
+        <w:t>No Antigo Testamento, a falta de filhos é uma questão relacionada a Deus. O Criador controla a fertilidade (</w:t>
+      </w:r>
+      <w:hyperlink r:id="rId40">
+        <w:r>
+          <w:rPr>
+            <w:lang w:val="pt_PT" w:bidi="pt_PT"/>
+          </w:rPr>
+          <w:rPr>
+            <w:color w:val="0000EE"/>
+            <w:u w:val="single"/>
+          </w:rPr>
+          <w:t>Gênesis 20.17–18</w:t>
+        </w:r>
+      </w:hyperlink>
+      <w:r>
+        <w:rPr>
+          <w:lang w:val="pt_PT" w:bidi="pt_PT"/>
+        </w:rPr>
+        <w:t xml:space="preserve">; </w:t>
+      </w:r>
+      <w:hyperlink r:id="rId41">
+        <w:r>
+          <w:rPr>
+            <w:lang w:val="pt_PT" w:bidi="pt_PT"/>
+          </w:rPr>
+          <w:rPr>
+            <w:color w:val="0000EE"/>
+            <w:u w:val="single"/>
+          </w:rPr>
+          <w:t>30.2</w:t>
+        </w:r>
+      </w:hyperlink>
+      <w:r>
+        <w:rPr>
+          <w:lang w:val="pt_PT" w:bidi="pt_PT"/>
+        </w:rPr>
+        <w:t>,</w:t>
+      </w:r>
+      <w:hyperlink r:id="rId42">
+        <w:r>
+          <w:rPr>
+            <w:lang w:val="pt_PT" w:bidi="pt_PT"/>
+          </w:rPr>
+          <w:rPr>
+            <w:color w:val="0000EE"/>
+            <w:u w:val="single"/>
+          </w:rPr>
+          <w:t>22–23</w:t>
+        </w:r>
+      </w:hyperlink>
+      <w:r>
+        <w:rPr>
+          <w:lang w:val="pt_PT" w:bidi="pt_PT"/>
+        </w:rPr>
+        <w:t xml:space="preserve">; </w:t>
+      </w:r>
+      <w:hyperlink r:id="rId43">
+        <w:r>
+          <w:rPr>
+            <w:lang w:val="pt_PT" w:bidi="pt_PT"/>
+          </w:rPr>
+          <w:rPr>
+            <w:color w:val="0000EE"/>
+            <w:u w:val="single"/>
+          </w:rPr>
+          <w:t>1 Samuel 1.6</w:t>
+        </w:r>
+      </w:hyperlink>
+      <w:r>
+        <w:rPr>
+          <w:lang w:val="pt_PT" w:bidi="pt_PT"/>
+        </w:rPr>
+        <w:t>,</w:t>
+      </w:r>
+      <w:hyperlink r:id="rId44">
+        <w:r>
+          <w:rPr>
+            <w:lang w:val="pt_PT" w:bidi="pt_PT"/>
+          </w:rPr>
+          <w:rPr>
+            <w:color w:val="0000EE"/>
+            <w:u w:val="single"/>
+          </w:rPr>
+          <w:t>27</w:t>
+        </w:r>
+      </w:hyperlink>
+      <w:r>
+        <w:rPr>
+          <w:lang w:val="pt_PT" w:bidi="pt_PT"/>
+        </w:rPr>
+        <w:t>). Ele decide quem pode ter filhos com base em seus planos e promessas (</w:t>
+      </w:r>
+      <w:hyperlink r:id="rId45">
+        <w:r>
+          <w:rPr>
+            <w:lang w:val="pt_PT" w:bidi="pt_PT"/>
+          </w:rPr>
+          <w:rPr>
+            <w:color w:val="0000EE"/>
+            <w:u w:val="single"/>
+          </w:rPr>
+          <w:t>Gênesis 17.19</w:t>
+        </w:r>
+      </w:hyperlink>
+      <w:r>
+        <w:rPr>
+          <w:lang w:val="pt_PT" w:bidi="pt_PT"/>
+        </w:rPr>
+        <w:t xml:space="preserve">; </w:t>
+      </w:r>
+      <w:hyperlink r:id="rId41">
+        <w:r>
+          <w:rPr>
+            <w:lang w:val="pt_PT" w:bidi="pt_PT"/>
+          </w:rPr>
+          <w:rPr>
+            <w:color w:val="0000EE"/>
+            <w:u w:val="single"/>
+          </w:rPr>
+          <w:t>30.2</w:t>
+        </w:r>
+      </w:hyperlink>
+      <w:r>
+        <w:rPr>
+          <w:lang w:val="pt_PT" w:bidi="pt_PT"/>
+        </w:rPr>
+        <w:t xml:space="preserve">; </w:t>
+      </w:r>
+      <w:hyperlink r:id="rId32">
+        <w:r>
+          <w:rPr>
+            <w:lang w:val="pt_PT" w:bidi="pt_PT"/>
+          </w:rPr>
+          <w:rPr>
+            <w:color w:val="0000EE"/>
+            <w:u w:val="single"/>
+          </w:rPr>
+          <w:t>Salmos 113.9</w:t>
+        </w:r>
+      </w:hyperlink>
+      <w:r>
+        <w:rPr>
+          <w:lang w:val="pt_PT" w:bidi="pt_PT"/>
+        </w:rPr>
+        <w:t xml:space="preserve">; </w:t>
+      </w:r>
+      <w:hyperlink r:id="rId46">
+        <w:r>
+          <w:rPr>
+            <w:lang w:val="pt_PT" w:bidi="pt_PT"/>
+          </w:rPr>
+          <w:rPr>
+            <w:color w:val="0000EE"/>
+            <w:u w:val="single"/>
+          </w:rPr>
+          <w:t>Lucas 1.11–20</w:t>
+        </w:r>
+      </w:hyperlink>
+      <w:r>
+        <w:rPr>
+          <w:lang w:val="pt_PT" w:bidi="pt_PT"/>
+        </w:rPr>
+        <w:t xml:space="preserve">; </w:t>
+      </w:r>
+      <w:hyperlink r:id="rId47">
+        <w:r>
+          <w:rPr>
+            <w:lang w:val="pt_PT" w:bidi="pt_PT"/>
+          </w:rPr>
+          <w:rPr>
+            <w:color w:val="0000EE"/>
+            <w:u w:val="single"/>
+          </w:rPr>
+          <w:t>Romanos 4.19</w:t>
+        </w:r>
+      </w:hyperlink>
+      <w:r>
+        <w:rPr>
+          <w:lang w:val="pt_PT" w:bidi="pt_PT"/>
+        </w:rPr>
+        <w:t>). Deus frequentemente usava a infertilidade antes do nascimento de um prometido ou criança especial, para mostrar que era obra dele.</w:t>
+      </w:r>
+    </w:p>
+    <w:p>
+      <w:pPr/>
+      <w:r>
+        <w:rPr>
+          <w:lang w:val="pt_PT" w:bidi="pt_PT"/>
+        </w:rPr>
+      </w:r>
+      <w:r>
+        <w:rPr>
+          <w:lang w:val="pt_PT" w:bidi="pt_PT"/>
+        </w:rPr>
+        <w:t>Não poder ter filhos testa a paciência e encoraja a oração e a fé (</w:t>
+      </w:r>
+      <w:hyperlink r:id="rId29">
+        <w:r>
+          <w:rPr>
+            <w:lang w:val="pt_PT" w:bidi="pt_PT"/>
+          </w:rPr>
+          <w:rPr>
+            <w:color w:val="0000EE"/>
+            <w:u w:val="single"/>
+          </w:rPr>
+          <w:t>Gênesis 25.21</w:t>
+        </w:r>
+      </w:hyperlink>
+      <w:r>
+        <w:rPr>
+          <w:lang w:val="pt_PT" w:bidi="pt_PT"/>
+        </w:rPr>
+        <w:t xml:space="preserve">; </w:t>
+      </w:r>
+      <w:hyperlink r:id="rId48">
+        <w:r>
+          <w:rPr>
+            <w:lang w:val="pt_PT" w:bidi="pt_PT"/>
+          </w:rPr>
+          <w:rPr>
+            <w:color w:val="0000EE"/>
+            <w:u w:val="single"/>
+          </w:rPr>
+          <w:t>1 Samuel 1.11</w:t>
+        </w:r>
+      </w:hyperlink>
+      <w:r>
+        <w:rPr>
+          <w:lang w:val="pt_PT" w:bidi="pt_PT"/>
+        </w:rPr>
+        <w:t>). Abraão aprendeu a confiar na promessa de Deus muito antes de seu filho nascer (</w:t>
+      </w:r>
+      <w:hyperlink r:id="rId49">
+        <w:r>
+          <w:rPr>
+            <w:lang w:val="pt_PT" w:bidi="pt_PT"/>
+          </w:rPr>
+          <w:rPr>
+            <w:color w:val="0000EE"/>
+            <w:u w:val="single"/>
+          </w:rPr>
+          <w:t>Gênesis 15.4–6</w:t>
+        </w:r>
+      </w:hyperlink>
+      <w:r>
+        <w:rPr>
+          <w:lang w:val="pt_PT" w:bidi="pt_PT"/>
+        </w:rPr>
+        <w:t xml:space="preserve">; </w:t>
+      </w:r>
+      <w:hyperlink r:id="rId50">
+        <w:r>
+          <w:rPr>
+            <w:lang w:val="pt_PT" w:bidi="pt_PT"/>
+          </w:rPr>
+          <w:rPr>
+            <w:color w:val="0000EE"/>
+            <w:u w:val="single"/>
+          </w:rPr>
+          <w:t>17.15–21</w:t>
+        </w:r>
+      </w:hyperlink>
+      <w:r>
+        <w:rPr>
+          <w:lang w:val="pt_PT" w:bidi="pt_PT"/>
+        </w:rPr>
+        <w:t xml:space="preserve">; </w:t>
+      </w:r>
+      <w:hyperlink r:id="rId51">
+        <w:r>
+          <w:rPr>
+            <w:lang w:val="pt_PT" w:bidi="pt_PT"/>
+          </w:rPr>
+          <w:rPr>
+            <w:color w:val="0000EE"/>
+            <w:u w:val="single"/>
+          </w:rPr>
+          <w:t>Romanos 4.20–22</w:t>
+        </w:r>
+      </w:hyperlink>
+      <w:r>
+        <w:rPr>
+          <w:lang w:val="pt_PT" w:bidi="pt_PT"/>
+        </w:rPr>
+        <w:t>). Quando um casal infértil tem um filho, isso demonstra a fidelidade e o poder criativo de Deus.</w:t>
+      </w:r>
+    </w:p>
+    <w:p>
+      <w:pPr/>
+      <w:r>
+        <w:rPr>
+          <w:lang w:val="pt_PT" w:bidi="pt_PT"/>
+        </w:rPr>
+      </w:r>
+      <w:r>
+        <w:rPr>
+          <w:lang w:val="pt_PT" w:bidi="pt_PT"/>
+        </w:rPr>
+        <w:t>Os atrasos de Deus nem sempre significam negação. Eles lembram as pessoas de usar os desafios para o crescimento e de apreciar as crianças como presentes. Um lar sem filhos pode se concentrar na devoção a Deus, aceitando sua vontade. Alguns casais podem permanecer incapazes de ter filhos por toda a vida. O povo de Deus não deve isolar aqueles que estão passando por infertilidade. Em vez disso, deve oferecer amor e apoio.</w:t>
+      </w:r>
+    </w:p>
+    <w:p>
+      <w:pPr/>
+      <w:r>
+        <w:rPr>
+          <w:lang w:val="pt_PT" w:bidi="pt_PT"/>
+        </w:rPr>
+      </w:r>
+      <w:r>
+        <w:rPr>
+          <w:u w:val="single"/>
+          <w:lang w:val="pt_PT" w:bidi="pt_PT"/>
+        </w:rPr>
+        <w:t>Passagens para estudo complementar</w:t>
+      </w:r>
+    </w:p>
+    <w:p>
+      <w:pPr/>
+      <w:r>
+        <w:rPr>
+          <w:lang w:val="pt_PT" w:bidi="pt_PT"/>
+        </w:rPr>
+      </w:r>
+      <w:hyperlink r:id="rId52">
+        <w:r>
+          <w:rPr>
+            <w:lang w:val="pt_PT" w:bidi="pt_PT"/>
+          </w:rPr>
+          <w:rPr>
+            <w:color w:val="0000EE"/>
+            <w:u w:val="single"/>
+          </w:rPr>
+          <w:t>Gênesis 16.1–6</w:t>
+        </w:r>
+      </w:hyperlink>
+      <w:r>
+        <w:rPr>
+          <w:lang w:val="pt_PT" w:bidi="pt_PT"/>
+        </w:rPr>
+        <w:t xml:space="preserve">; </w:t>
+      </w:r>
+      <w:hyperlink r:id="rId50">
+        <w:r>
+          <w:rPr>
+            <w:lang w:val="pt_PT" w:bidi="pt_PT"/>
+          </w:rPr>
+          <w:rPr>
+            <w:color w:val="0000EE"/>
+            <w:u w:val="single"/>
+          </w:rPr>
+          <w:t>17.15–21</w:t>
+        </w:r>
+      </w:hyperlink>
+      <w:r>
+        <w:rPr>
+          <w:lang w:val="pt_PT" w:bidi="pt_PT"/>
+        </w:rPr>
+        <w:t xml:space="preserve">; </w:t>
+      </w:r>
+      <w:hyperlink r:id="rId40">
+        <w:r>
+          <w:rPr>
+            <w:lang w:val="pt_PT" w:bidi="pt_PT"/>
+          </w:rPr>
+          <w:rPr>
+            <w:color w:val="0000EE"/>
+            <w:u w:val="single"/>
+          </w:rPr>
+          <w:t>20.17–18</w:t>
+        </w:r>
+      </w:hyperlink>
+      <w:r>
+        <w:rPr>
+          <w:lang w:val="pt_PT" w:bidi="pt_PT"/>
+        </w:rPr>
+        <w:t xml:space="preserve">; </w:t>
+      </w:r>
+      <w:hyperlink r:id="rId29">
+        <w:r>
+          <w:rPr>
+            <w:lang w:val="pt_PT" w:bidi="pt_PT"/>
+          </w:rPr>
+          <w:rPr>
+            <w:color w:val="0000EE"/>
+            <w:u w:val="single"/>
+          </w:rPr>
+          <w:t>25.21</w:t>
+        </w:r>
+      </w:hyperlink>
+      <w:r>
+        <w:rPr>
+          <w:lang w:val="pt_PT" w:bidi="pt_PT"/>
+        </w:rPr>
+        <w:t xml:space="preserve">; </w:t>
+      </w:r>
+      <w:hyperlink r:id="rId30">
+        <w:r>
+          <w:rPr>
+            <w:lang w:val="pt_PT" w:bidi="pt_PT"/>
+          </w:rPr>
+          <w:rPr>
+            <w:color w:val="0000EE"/>
+            <w:u w:val="single"/>
+          </w:rPr>
+          <w:t>29.31</w:t>
+        </w:r>
+      </w:hyperlink>
+      <w:r>
+        <w:rPr>
+          <w:lang w:val="pt_PT" w:bidi="pt_PT"/>
+        </w:rPr>
+        <w:t xml:space="preserve">; </w:t>
+      </w:r>
+      <w:hyperlink r:id="rId53">
+        <w:r>
+          <w:rPr>
+            <w:lang w:val="pt_PT" w:bidi="pt_PT"/>
+          </w:rPr>
+          <w:rPr>
+            <w:color w:val="0000EE"/>
+            <w:u w:val="single"/>
+          </w:rPr>
+          <w:t>30.1–2</w:t>
         </w:r>
       </w:hyperlink>
       <w:r>
@@ -713,16 +1387,16 @@
         </w:rPr>
         <w:t xml:space="preserve">, </w:t>
       </w:r>
-      <w:hyperlink r:id="rId32">
-        <w:r>
-          <w:rPr>
-            <w:lang w:val="pt_PT" w:bidi="pt_PT"/>
-          </w:rPr>
-          <w:rPr>
-            <w:color w:val="0000EE"/>
-            <w:u w:val="single"/>
-          </w:rPr>
-          <w:t>18–21</w:t>
+      <w:hyperlink r:id="rId54">
+        <w:r>
+          <w:rPr>
+            <w:lang w:val="pt_PT" w:bidi="pt_PT"/>
+          </w:rPr>
+          <w:rPr>
+            <w:color w:val="0000EE"/>
+            <w:u w:val="single"/>
+          </w:rPr>
+          <w:t>22–24</w:t>
         </w:r>
       </w:hyperlink>
       <w:r>
@@ -731,16 +1405,16 @@
         </w:rPr>
         <w:t xml:space="preserve">; </w:t>
       </w:r>
-      <w:hyperlink r:id="rId33">
-        <w:r>
-          <w:rPr>
-            <w:lang w:val="pt_PT" w:bidi="pt_PT"/>
-          </w:rPr>
-          <w:rPr>
-            <w:color w:val="0000EE"/>
-            <w:u w:val="single"/>
-          </w:rPr>
-          <w:t>Deuteronômio 1.30</w:t>
+      <w:hyperlink r:id="rId55">
+        <w:r>
+          <w:rPr>
+            <w:lang w:val="pt_PT" w:bidi="pt_PT"/>
+          </w:rPr>
+          <w:rPr>
+            <w:color w:val="0000EE"/>
+            <w:u w:val="single"/>
+          </w:rPr>
+          <w:t>Êxodo 23.25–26</w:t>
         </w:r>
       </w:hyperlink>
       <w:r>
@@ -749,34 +1423,16 @@
         </w:rPr>
         <w:t xml:space="preserve">; </w:t>
       </w:r>
-      <w:hyperlink r:id="rId17">
-        <w:r>
-          <w:rPr>
-            <w:lang w:val="pt_PT" w:bidi="pt_PT"/>
-          </w:rPr>
-          <w:rPr>
-            <w:color w:val="0000EE"/>
-            <w:u w:val="single"/>
-          </w:rPr>
-          <w:t>Deuteronômio 7.1–6</w:t>
-        </w:r>
-      </w:hyperlink>
-      <w:r>
-        <w:rPr>
-          <w:lang w:val="pt_PT" w:bidi="pt_PT"/>
-        </w:rPr>
-        <w:t xml:space="preserve">, </w:t>
-      </w:r>
-      <w:hyperlink r:id="rId34">
-        <w:r>
-          <w:rPr>
-            <w:lang w:val="pt_PT" w:bidi="pt_PT"/>
-          </w:rPr>
-          <w:rPr>
-            <w:color w:val="0000EE"/>
-            <w:u w:val="single"/>
-          </w:rPr>
-          <w:t>16–26</w:t>
+      <w:hyperlink r:id="rId56">
+        <w:r>
+          <w:rPr>
+            <w:lang w:val="pt_PT" w:bidi="pt_PT"/>
+          </w:rPr>
+          <w:rPr>
+            <w:color w:val="0000EE"/>
+            <w:u w:val="single"/>
+          </w:rPr>
+          <w:t>Deuteronômio 7.12–15</w:t>
         </w:r>
       </w:hyperlink>
       <w:r>
@@ -785,34 +1441,16 @@
         </w:rPr>
         <w:t xml:space="preserve">; </w:t>
       </w:r>
-      <w:hyperlink r:id="rId35">
-        <w:r>
-          <w:rPr>
-            <w:lang w:val="pt_PT" w:bidi="pt_PT"/>
-          </w:rPr>
-          <w:rPr>
-            <w:color w:val="0000EE"/>
-            <w:u w:val="single"/>
-          </w:rPr>
-          <w:t>20.1–4</w:t>
-        </w:r>
-      </w:hyperlink>
-      <w:r>
-        <w:rPr>
-          <w:lang w:val="pt_PT" w:bidi="pt_PT"/>
-        </w:rPr>
-        <w:t xml:space="preserve">, </w:t>
-      </w:r>
-      <w:hyperlink r:id="rId36">
-        <w:r>
-          <w:rPr>
-            <w:lang w:val="pt_PT" w:bidi="pt_PT"/>
-          </w:rPr>
-          <w:rPr>
-            <w:color w:val="0000EE"/>
-            <w:u w:val="single"/>
-          </w:rPr>
-          <w:t>10–18</w:t>
+      <w:hyperlink r:id="rId57">
+        <w:r>
+          <w:rPr>
+            <w:lang w:val="pt_PT" w:bidi="pt_PT"/>
+          </w:rPr>
+          <w:rPr>
+            <w:color w:val="0000EE"/>
+            <w:u w:val="single"/>
+          </w:rPr>
+          <w:t>Juízes 13.2–5</w:t>
         </w:r>
       </w:hyperlink>
       <w:r>
@@ -821,16 +1459,16 @@
         </w:rPr>
         <w:t xml:space="preserve">; </w:t>
       </w:r>
-      <w:hyperlink r:id="rId37">
-        <w:r>
-          <w:rPr>
-            <w:lang w:val="pt_PT" w:bidi="pt_PT"/>
-          </w:rPr>
-          <w:rPr>
-            <w:color w:val="0000EE"/>
-            <w:u w:val="single"/>
-          </w:rPr>
-          <w:t>32.8–9</w:t>
+      <w:hyperlink r:id="rId58">
+        <w:r>
+          <w:rPr>
+            <w:lang w:val="pt_PT" w:bidi="pt_PT"/>
+          </w:rPr>
+          <w:rPr>
+            <w:color w:val="0000EE"/>
+            <w:u w:val="single"/>
+          </w:rPr>
+          <w:t>1 Samuel 1.2–28</w:t>
         </w:r>
       </w:hyperlink>
       <w:r>
@@ -839,16 +1477,16 @@
         </w:rPr>
         <w:t xml:space="preserve">; </w:t>
       </w:r>
-      <w:hyperlink r:id="rId38">
-        <w:r>
-          <w:rPr>
-            <w:lang w:val="pt_PT" w:bidi="pt_PT"/>
-          </w:rPr>
-          <w:rPr>
-            <w:color w:val="0000EE"/>
-            <w:u w:val="single"/>
-          </w:rPr>
-          <w:t>Juízes 3.27–30</w:t>
+      <w:hyperlink r:id="rId59">
+        <w:r>
+          <w:rPr>
+            <w:lang w:val="pt_PT" w:bidi="pt_PT"/>
+          </w:rPr>
+          <w:rPr>
+            <w:color w:val="0000EE"/>
+            <w:u w:val="single"/>
+          </w:rPr>
+          <w:t>2.5–7</w:t>
         </w:r>
       </w:hyperlink>
       <w:r>
@@ -857,16 +1495,16 @@
         </w:rPr>
         <w:t xml:space="preserve">; </w:t>
       </w:r>
-      <w:hyperlink r:id="rId39">
-        <w:r>
-          <w:rPr>
-            <w:lang w:val="pt_PT" w:bidi="pt_PT"/>
-          </w:rPr>
-          <w:rPr>
-            <w:color w:val="0000EE"/>
-            <w:u w:val="single"/>
-          </w:rPr>
-          <w:t>1 Samuel 7.7–11</w:t>
+      <w:hyperlink r:id="rId60">
+        <w:r>
+          <w:rPr>
+            <w:lang w:val="pt_PT" w:bidi="pt_PT"/>
+          </w:rPr>
+          <w:rPr>
+            <w:color w:val="0000EE"/>
+            <w:u w:val="single"/>
+          </w:rPr>
+          <w:t>Salmos 113.5–9</w:t>
         </w:r>
       </w:hyperlink>
       <w:r>
@@ -875,16 +1513,16 @@
         </w:rPr>
         <w:t xml:space="preserve">; </w:t>
       </w:r>
-      <w:hyperlink r:id="rId40">
-        <w:r>
-          <w:rPr>
-            <w:lang w:val="pt_PT" w:bidi="pt_PT"/>
-          </w:rPr>
-          <w:rPr>
-            <w:color w:val="0000EE"/>
-            <w:u w:val="single"/>
-          </w:rPr>
-          <w:t>2 Crônicas 13.12–19</w:t>
+      <w:hyperlink r:id="rId61">
+        <w:r>
+          <w:rPr>
+            <w:lang w:val="pt_PT" w:bidi="pt_PT"/>
+          </w:rPr>
+          <w:rPr>
+            <w:color w:val="0000EE"/>
+            <w:u w:val="single"/>
+          </w:rPr>
+          <w:t>Isaías 54.1–3</w:t>
         </w:r>
       </w:hyperlink>
       <w:r>
@@ -893,16 +1531,16 @@
         </w:rPr>
         <w:t xml:space="preserve">; </w:t>
       </w:r>
-      <w:hyperlink r:id="rId41">
-        <w:r>
-          <w:rPr>
-            <w:lang w:val="pt_PT" w:bidi="pt_PT"/>
-          </w:rPr>
-          <w:rPr>
-            <w:color w:val="0000EE"/>
-            <w:u w:val="single"/>
-          </w:rPr>
-          <w:t>20.20–24</w:t>
+      <w:hyperlink r:id="rId62">
+        <w:r>
+          <w:rPr>
+            <w:lang w:val="pt_PT" w:bidi="pt_PT"/>
+          </w:rPr>
+          <w:rPr>
+            <w:color w:val="0000EE"/>
+            <w:u w:val="single"/>
+          </w:rPr>
+          <w:t>Lucas 1.5–25</w:t>
         </w:r>
       </w:hyperlink>
       <w:r>
@@ -911,16 +1549,16 @@
         </w:rPr>
         <w:t xml:space="preserve">; </w:t>
       </w:r>
-      <w:hyperlink r:id="rId42">
-        <w:r>
-          <w:rPr>
-            <w:lang w:val="pt_PT" w:bidi="pt_PT"/>
-          </w:rPr>
-          <w:rPr>
-            <w:color w:val="0000EE"/>
-            <w:u w:val="single"/>
-          </w:rPr>
-          <w:t>Isaías 13.1–5</w:t>
+      <w:hyperlink r:id="rId63">
+        <w:r>
+          <w:rPr>
+            <w:lang w:val="pt_PT" w:bidi="pt_PT"/>
+          </w:rPr>
+          <w:rPr>
+            <w:color w:val="0000EE"/>
+            <w:u w:val="single"/>
+          </w:rPr>
+          <w:t>Romanos 4.19–22</w:t>
         </w:r>
       </w:hyperlink>
       <w:r>
@@ -929,16 +1567,16 @@
         </w:rPr>
         <w:t xml:space="preserve">; </w:t>
       </w:r>
-      <w:hyperlink r:id="rId43">
-        <w:r>
-          <w:rPr>
-            <w:lang w:val="pt_PT" w:bidi="pt_PT"/>
-          </w:rPr>
-          <w:rPr>
-            <w:color w:val="0000EE"/>
-            <w:u w:val="single"/>
-          </w:rPr>
-          <w:t>Joel 3.1–16</w:t>
+      <w:hyperlink r:id="rId64">
+        <w:r>
+          <w:rPr>
+            <w:lang w:val="pt_PT" w:bidi="pt_PT"/>
+          </w:rPr>
+          <w:rPr>
+            <w:color w:val="0000EE"/>
+            <w:u w:val="single"/>
+          </w:rPr>
+          <w:t>Gálatas 4.24–28</w:t>
         </w:r>
       </w:hyperlink>
       <w:r>
@@ -947,16 +1585,514 @@
         </w:rPr>
         <w:t xml:space="preserve">; </w:t>
       </w:r>
-      <w:hyperlink r:id="rId25">
-        <w:r>
-          <w:rPr>
-            <w:lang w:val="pt_PT" w:bidi="pt_PT"/>
-          </w:rPr>
-          <w:rPr>
-            <w:color w:val="0000EE"/>
-            <w:u w:val="single"/>
-          </w:rPr>
-          <w:t>Mateus 5.9</w:t>
+      <w:hyperlink r:id="rId65">
+        <w:r>
+          <w:rPr>
+            <w:lang w:val="pt_PT" w:bidi="pt_PT"/>
+          </w:rPr>
+          <w:rPr>
+            <w:color w:val="0000EE"/>
+            <w:u w:val="single"/>
+          </w:rPr>
+          <w:t>Hebreus 11.11–12</w:t>
+        </w:r>
+      </w:hyperlink>
+      <w:r>
+        <w:rPr>
+          <w:lang w:val="pt_PT" w:bidi="pt_PT"/>
+        </w:rPr>
+      </w:r>
+      <w:r>
+        <w:rPr>
+          <w:lang w:val="pt_PT" w:bidi="pt_PT"/>
+        </w:rPr>
+      </w:r>
+    </w:p>
+    <w:p>
+      <w:pPr/>
+      <w:r>
+        <w:rPr>
+          <w:lang w:val="pt_PT" w:bidi="pt_PT"/>
+        </w:rPr>
+      </w:r>
+    </w:p>
+    <w:p>
+      <w:pPr>
+        <w:pStyle w:val="Heading2"/>
+      </w:pPr>
+      <w:r>
+        <w:rPr>
+          <w:lang w:val="pt_PT" w:bidi="pt_PT"/>
+        </w:rPr>
+        <w:t>Instruções de Deus</w:t>
+      </w:r>
+      <w:r>
+        <w:rPr>
+          <w:lang w:val="pt_PT" w:bidi="pt_PT"/>
+        </w:rPr>
+      </w:r>
+    </w:p>
+    <w:p>
+      <w:pPr/>
+      <w:r>
+        <w:rPr>
+          <w:lang w:val="pt_PT" w:bidi="pt_PT"/>
+        </w:rPr>
+      </w:r>
+      <w:r>
+        <w:rPr>
+          <w:lang w:val="pt_PT" w:bidi="pt_PT"/>
+        </w:rPr>
+        <w:t xml:space="preserve">A palavra hebraica comum </w:t>
+      </w:r>
+      <w:r>
+        <w:rPr>
+          <w:i/>
+          <w:lang w:val="pt_PT" w:bidi="pt_PT"/>
+        </w:rPr>
+        <w:t>torah</w:t>
+      </w:r>
+      <w:r>
+        <w:rPr>
+          <w:lang w:val="pt_PT" w:bidi="pt_PT"/>
+        </w:rPr>
+        <w:t xml:space="preserve"> é geralmente traduzida como "lei" na maioria das versões em inglês. Esta tradução vem da palavra grega </w:t>
+      </w:r>
+      <w:r>
+        <w:rPr>
+          <w:i/>
+          <w:lang w:val="pt_PT" w:bidi="pt_PT"/>
+        </w:rPr>
+        <w:t>nomos</w:t>
+      </w:r>
+      <w:r>
+        <w:rPr>
+          <w:lang w:val="pt_PT" w:bidi="pt_PT"/>
+        </w:rPr>
+        <w:t xml:space="preserve">, que muitas vezes significa "lei". A Septuaginta (o antigo Antigo Testamento traduzido em grego) usou </w:t>
+      </w:r>
+      <w:r>
+        <w:rPr>
+          <w:i/>
+          <w:lang w:val="pt_PT" w:bidi="pt_PT"/>
+        </w:rPr>
+        <w:t>nomos</w:t>
+      </w:r>
+      <w:r>
+        <w:rPr>
+          <w:lang w:val="pt_PT" w:bidi="pt_PT"/>
+        </w:rPr>
+        <w:t xml:space="preserve"> para traduzir </w:t>
+      </w:r>
+      <w:r>
+        <w:rPr>
+          <w:i/>
+          <w:lang w:val="pt_PT" w:bidi="pt_PT"/>
+        </w:rPr>
+        <w:t>torah</w:t>
+      </w:r>
+      <w:r>
+        <w:rPr>
+          <w:lang w:val="pt_PT" w:bidi="pt_PT"/>
+        </w:rPr>
+        <w:t xml:space="preserve">. No entanto, </w:t>
+      </w:r>
+      <w:r>
+        <w:rPr>
+          <w:i/>
+          <w:lang w:val="pt_PT" w:bidi="pt_PT"/>
+        </w:rPr>
+        <w:t>torah</w:t>
+      </w:r>
+      <w:r>
+        <w:rPr>
+          <w:lang w:val="pt_PT" w:bidi="pt_PT"/>
+        </w:rPr>
+        <w:t xml:space="preserve"> basicamente significa "ensinamento", "instrução" ou "doutrina".</w:t>
+      </w:r>
+    </w:p>
+    <w:p>
+      <w:pPr/>
+      <w:r>
+        <w:rPr>
+          <w:lang w:val="pt_PT" w:bidi="pt_PT"/>
+        </w:rPr>
+      </w:r>
+      <w:r>
+        <w:rPr>
+          <w:lang w:val="pt_PT" w:bidi="pt_PT"/>
+        </w:rPr>
+        <w:t xml:space="preserve">O termo </w:t>
+      </w:r>
+      <w:r>
+        <w:rPr>
+          <w:i/>
+          <w:lang w:val="pt_PT" w:bidi="pt_PT"/>
+        </w:rPr>
+        <w:t>lei</w:t>
+      </w:r>
+      <w:r>
+        <w:rPr>
+          <w:lang w:val="pt_PT" w:bidi="pt_PT"/>
+        </w:rPr>
+        <w:t xml:space="preserve"> muitas vezes faz as pessoas pensarem em regras impostas por uma autoridade externa, como um governo. É frequentemente considerado estrito e rígido. No entanto, a </w:t>
+      </w:r>
+      <w:r>
+        <w:rPr>
+          <w:i/>
+          <w:lang w:val="pt_PT" w:bidi="pt_PT"/>
+        </w:rPr>
+        <w:t>torá</w:t>
+      </w:r>
+      <w:r>
+        <w:rPr>
+          <w:lang w:val="pt_PT" w:bidi="pt_PT"/>
+        </w:rPr>
+        <w:t xml:space="preserve"> de Moisés oferece instruções, incluindo:</w:t>
+      </w:r>
+    </w:p>
+    <w:p>
+      <w:pPr>
+        <w:pStyle w:val="ListBullet"/>
+        <w:spacing w:line="240" w:lineRule="auto"/>
+        <w:ind w:left="720"/>
+      </w:pPr>
+      <w:r>
+        <w:rPr>
+          <w:lang w:val="pt_PT" w:bidi="pt_PT"/>
+        </w:rPr>
+      </w:r>
+      <w:r>
+        <w:rPr>
+          <w:lang w:val="pt_PT" w:bidi="pt_PT"/>
+        </w:rPr>
+        <w:t>Regras</w:t>
+      </w:r>
+    </w:p>
+    <w:p>
+      <w:pPr>
+        <w:pStyle w:val="ListBullet"/>
+        <w:spacing w:line="240" w:lineRule="auto"/>
+        <w:ind w:left="720"/>
+      </w:pPr>
+      <w:r>
+        <w:rPr>
+          <w:lang w:val="pt_PT" w:bidi="pt_PT"/>
+        </w:rPr>
+      </w:r>
+      <w:r>
+        <w:rPr>
+          <w:lang w:val="pt_PT" w:bidi="pt_PT"/>
+        </w:rPr>
+        <w:t>Histórias (</w:t>
+      </w:r>
+      <w:hyperlink r:id="rId66">
+        <w:r>
+          <w:rPr>
+            <w:lang w:val="pt_PT" w:bidi="pt_PT"/>
+          </w:rPr>
+          <w:rPr>
+            <w:color w:val="0000EE"/>
+            <w:u w:val="single"/>
+          </w:rPr>
+          <w:t>Levítico 10.1–3</w:t>
+        </w:r>
+      </w:hyperlink>
+      <w:r>
+        <w:rPr>
+          <w:lang w:val="pt_PT" w:bidi="pt_PT"/>
+        </w:rPr>
+        <w:t>)</w:t>
+      </w:r>
+    </w:p>
+    <w:p>
+      <w:pPr>
+        <w:pStyle w:val="ListBullet"/>
+        <w:spacing w:line="240" w:lineRule="auto"/>
+        <w:ind w:left="720"/>
+      </w:pPr>
+      <w:r>
+        <w:rPr>
+          <w:lang w:val="pt_PT" w:bidi="pt_PT"/>
+        </w:rPr>
+      </w:r>
+      <w:r>
+        <w:rPr>
+          <w:lang w:val="pt_PT" w:bidi="pt_PT"/>
+        </w:rPr>
+        <w:t>Poesia (</w:t>
+      </w:r>
+      <w:hyperlink r:id="rId67">
+        <w:r>
+          <w:rPr>
+            <w:lang w:val="pt_PT" w:bidi="pt_PT"/>
+          </w:rPr>
+          <w:rPr>
+            <w:color w:val="0000EE"/>
+            <w:u w:val="single"/>
+          </w:rPr>
+          <w:t>Deuteronômio 32.1–43</w:t>
+        </w:r>
+      </w:hyperlink>
+      <w:r>
+        <w:rPr>
+          <w:lang w:val="pt_PT" w:bidi="pt_PT"/>
+        </w:rPr>
+        <w:t>)</w:t>
+      </w:r>
+    </w:p>
+    <w:p>
+      <w:pPr>
+        <w:pStyle w:val="ListBullet"/>
+        <w:spacing w:line="240" w:lineRule="auto"/>
+        <w:ind w:left="720"/>
+      </w:pPr>
+      <w:r>
+        <w:rPr>
+          <w:lang w:val="pt_PT" w:bidi="pt_PT"/>
+        </w:rPr>
+      </w:r>
+      <w:r>
+        <w:rPr>
+          <w:lang w:val="pt_PT" w:bidi="pt_PT"/>
+        </w:rPr>
+        <w:t>Listas de linhagens familiares (</w:t>
+      </w:r>
+      <w:hyperlink r:id="rId68">
+        <w:r>
+          <w:rPr>
+            <w:lang w:val="pt_PT" w:bidi="pt_PT"/>
+          </w:rPr>
+          <w:rPr>
+            <w:color w:val="0000EE"/>
+            <w:u w:val="single"/>
+          </w:rPr>
+          <w:t>Êxodo 6.14–25</w:t>
+        </w:r>
+      </w:hyperlink>
+      <w:r>
+        <w:rPr>
+          <w:lang w:val="pt_PT" w:bidi="pt_PT"/>
+        </w:rPr>
+        <w:t>)</w:t>
+      </w:r>
+    </w:p>
+    <w:p>
+      <w:pPr>
+        <w:pStyle w:val="ListBullet"/>
+        <w:spacing w:line="240" w:lineRule="auto"/>
+        <w:ind w:left="720"/>
+      </w:pPr>
+      <w:r>
+        <w:rPr>
+          <w:lang w:val="pt_PT" w:bidi="pt_PT"/>
+        </w:rPr>
+      </w:r>
+      <w:r>
+        <w:rPr>
+          <w:lang w:val="pt_PT" w:bidi="pt_PT"/>
+        </w:rPr>
+        <w:t>Outras formas de literatura</w:t>
+      </w:r>
+    </w:p>
+    <w:p>
+      <w:pPr/>
+      <w:r>
+        <w:rPr>
+          <w:lang w:val="pt_PT" w:bidi="pt_PT"/>
+        </w:rPr>
+      </w:r>
+      <w:r>
+        <w:rPr>
+          <w:lang w:val="pt_PT" w:bidi="pt_PT"/>
+        </w:rPr>
+        <w:t xml:space="preserve">Outras palavras são traduzidas como "lei" e fazem parte das instruções dadas aos israelitas. Por exemplo, </w:t>
+      </w:r>
+      <w:r>
+        <w:rPr>
+          <w:i/>
+          <w:lang w:val="pt_PT" w:bidi="pt_PT"/>
+        </w:rPr>
+        <w:t>khoq</w:t>
+      </w:r>
+      <w:r>
+        <w:rPr>
+          <w:lang w:val="pt_PT" w:bidi="pt_PT"/>
+        </w:rPr>
+        <w:t xml:space="preserve">, que significa "estatuto", refere-se a uma lei dada por um legislador (por exemplo, </w:t>
+      </w:r>
+      <w:hyperlink r:id="rId69">
+        <w:r>
+          <w:rPr>
+            <w:lang w:val="pt_PT" w:bidi="pt_PT"/>
+          </w:rPr>
+          <w:rPr>
+            <w:color w:val="0000EE"/>
+            <w:u w:val="single"/>
+          </w:rPr>
+          <w:t>Levítico 6.22</w:t>
+        </w:r>
+      </w:hyperlink>
+      <w:r>
+        <w:rPr>
+          <w:lang w:val="pt_PT" w:bidi="pt_PT"/>
+        </w:rPr>
+        <w:t>). Declara um princípio geral, permitindo que o contexto ou os tribunais interpretem como aplicá-lo.</w:t>
+      </w:r>
+    </w:p>
+    <w:p>
+      <w:pPr/>
+      <w:r>
+        <w:rPr>
+          <w:lang w:val="pt_PT" w:bidi="pt_PT"/>
+        </w:rPr>
+      </w:r>
+      <w:r>
+        <w:rPr>
+          <w:lang w:val="pt_PT" w:bidi="pt_PT"/>
+        </w:rPr>
+        <w:t xml:space="preserve">Em </w:t>
+      </w:r>
+      <w:hyperlink r:id="rId70">
+        <w:r>
+          <w:rPr>
+            <w:lang w:val="pt_PT" w:bidi="pt_PT"/>
+          </w:rPr>
+          <w:rPr>
+            <w:color w:val="0000EE"/>
+            <w:u w:val="single"/>
+          </w:rPr>
+          <w:t>Levítico 18.4–5</w:t>
+        </w:r>
+      </w:hyperlink>
+      <w:r>
+        <w:rPr>
+          <w:lang w:val="pt_PT" w:bidi="pt_PT"/>
+        </w:rPr>
+        <w:t xml:space="preserve"> e </w:t>
+      </w:r>
+      <w:hyperlink r:id="rId71">
+        <w:r>
+          <w:rPr>
+            <w:lang w:val="pt_PT" w:bidi="pt_PT"/>
+          </w:rPr>
+          <w:rPr>
+            <w:color w:val="0000EE"/>
+            <w:u w:val="single"/>
+          </w:rPr>
+          <w:t>19.37</w:t>
+        </w:r>
+      </w:hyperlink>
+      <w:r>
+        <w:rPr>
+          <w:lang w:val="pt_PT" w:bidi="pt_PT"/>
+        </w:rPr>
+        <w:t xml:space="preserve">, a palavra hebraica </w:t>
+      </w:r>
+      <w:r>
+        <w:rPr>
+          <w:i/>
+          <w:lang w:val="pt_PT" w:bidi="pt_PT"/>
+        </w:rPr>
+        <w:t>khuqqah</w:t>
+      </w:r>
+      <w:r>
+        <w:rPr>
+          <w:lang w:val="pt_PT" w:bidi="pt_PT"/>
+        </w:rPr>
+        <w:t xml:space="preserve"> (que significa "decretos") é ligada com a palavra </w:t>
+      </w:r>
+      <w:r>
+        <w:rPr>
+          <w:i/>
+          <w:lang w:val="pt_PT" w:bidi="pt_PT"/>
+        </w:rPr>
+        <w:t>mishpatim</w:t>
+      </w:r>
+      <w:r>
+        <w:rPr>
+          <w:lang w:val="pt_PT" w:bidi="pt_PT"/>
+        </w:rPr>
+        <w:t xml:space="preserve"> (que significa "regulamentos"). Estas são leis de casos. É impossível escrever leis para todas as situações. Uma lei de caso refere-se à interpretação anterior de um estatuto pelo tribunal em certos casos. As decisões passadas do tribunal orientam casos semelhantes no tempo presente.</w:t>
+      </w:r>
+    </w:p>
+    <w:p>
+      <w:pPr/>
+      <w:r>
+        <w:rPr>
+          <w:lang w:val="pt_PT" w:bidi="pt_PT"/>
+        </w:rPr>
+      </w:r>
+      <w:r>
+        <w:rPr>
+          <w:lang w:val="pt_PT" w:bidi="pt_PT"/>
+        </w:rPr>
+        <w:t>A lei é necessária porque sempre haverá pessoas que precisam dela para serem contidas de pecar. "Lei" pode descrever grande parte do Antigo Testamento, a Torá</w:t>
+      </w:r>
+      <w:r>
+        <w:rPr>
+          <w:i/>
+          <w:lang w:val="pt_PT" w:bidi="pt_PT"/>
+        </w:rPr>
+        <w:t>.</w:t>
+      </w:r>
+      <w:r>
+        <w:rPr>
+          <w:lang w:val="pt_PT" w:bidi="pt_PT"/>
+        </w:rPr>
+        <w:t xml:space="preserve"> De forma mais geral, a Torá ensina o povo de Deus sobre ele e qual é o relacionamento deles com Ele. De forma semelhante, ensinar a doutrina e como viver piedosamente são partes essenciais da igreja cristã e de sua mensagem que dá vida ao mundo (</w:t>
+      </w:r>
+      <w:hyperlink r:id="rId72">
+        <w:r>
+          <w:rPr>
+            <w:lang w:val="pt_PT" w:bidi="pt_PT"/>
+          </w:rPr>
+          <w:rPr>
+            <w:color w:val="0000EE"/>
+            <w:u w:val="single"/>
+          </w:rPr>
+          <w:t>Colossenses 3.16</w:t>
+        </w:r>
+      </w:hyperlink>
+      <w:r>
+        <w:rPr>
+          <w:lang w:val="pt_PT" w:bidi="pt_PT"/>
+        </w:rPr>
+        <w:t>).</w:t>
+      </w:r>
+    </w:p>
+    <w:p>
+      <w:pPr/>
+      <w:r>
+        <w:rPr>
+          <w:lang w:val="pt_PT" w:bidi="pt_PT"/>
+        </w:rPr>
+      </w:r>
+      <w:r>
+        <w:rPr>
+          <w:u w:val="single"/>
+          <w:lang w:val="pt_PT" w:bidi="pt_PT"/>
+        </w:rPr>
+        <w:t>Passagens para estudo complementar</w:t>
+      </w:r>
+    </w:p>
+    <w:p>
+      <w:pPr/>
+      <w:r>
+        <w:rPr>
+          <w:lang w:val="pt_PT" w:bidi="pt_PT"/>
+        </w:rPr>
+      </w:r>
+      <w:hyperlink r:id="rId73">
+        <w:r>
+          <w:rPr>
+            <w:lang w:val="pt_PT" w:bidi="pt_PT"/>
+          </w:rPr>
+          <w:rPr>
+            <w:color w:val="0000EE"/>
+            <w:u w:val="single"/>
+          </w:rPr>
+          <w:t>Gênesis 26.5</w:t>
         </w:r>
       </w:hyperlink>
       <w:r>
@@ -965,16 +2101,16 @@
         </w:rPr>
         <w:t xml:space="preserve">; </w:t>
       </w:r>
-      <w:hyperlink r:id="rId44">
-        <w:r>
-          <w:rPr>
-            <w:lang w:val="pt_PT" w:bidi="pt_PT"/>
-          </w:rPr>
-          <w:rPr>
-            <w:color w:val="0000EE"/>
-            <w:u w:val="single"/>
-          </w:rPr>
-          <w:t>26.50–54</w:t>
+      <w:hyperlink r:id="rId74">
+        <w:r>
+          <w:rPr>
+            <w:lang w:val="pt_PT" w:bidi="pt_PT"/>
+          </w:rPr>
+          <w:rPr>
+            <w:color w:val="0000EE"/>
+            <w:u w:val="single"/>
+          </w:rPr>
+          <w:t>Êxodo 16.4</w:t>
         </w:r>
       </w:hyperlink>
       <w:r>
@@ -983,16 +2119,34 @@
         </w:rPr>
         <w:t xml:space="preserve">; </w:t>
       </w:r>
-      <w:hyperlink r:id="rId28">
-        <w:r>
-          <w:rPr>
-            <w:lang w:val="pt_PT" w:bidi="pt_PT"/>
-          </w:rPr>
-          <w:rPr>
-            <w:color w:val="0000EE"/>
-            <w:u w:val="single"/>
-          </w:rPr>
-          <w:t>Apocalipse 19.11–21</w:t>
+      <w:hyperlink r:id="rId75">
+        <w:r>
+          <w:rPr>
+            <w:lang w:val="pt_PT" w:bidi="pt_PT"/>
+          </w:rPr>
+          <w:rPr>
+            <w:color w:val="0000EE"/>
+            <w:u w:val="single"/>
+          </w:rPr>
+          <w:t>Levítico 6.9</w:t>
+        </w:r>
+      </w:hyperlink>
+      <w:r>
+        <w:rPr>
+          <w:lang w:val="pt_PT" w:bidi="pt_PT"/>
+        </w:rPr>
+        <w:t>,</w:t>
+      </w:r>
+      <w:hyperlink r:id="rId76">
+        <w:r>
+          <w:rPr>
+            <w:lang w:val="pt_PT" w:bidi="pt_PT"/>
+          </w:rPr>
+          <w:rPr>
+            <w:color w:val="0000EE"/>
+            <w:u w:val="single"/>
+          </w:rPr>
+          <w:t>14</w:t>
         </w:r>
       </w:hyperlink>
       <w:r>
@@ -1001,16 +2155,483 @@
         </w:rPr>
         <w:t xml:space="preserve">; </w:t>
       </w:r>
-      <w:hyperlink r:id="rId45">
-        <w:r>
-          <w:rPr>
-            <w:lang w:val="pt_PT" w:bidi="pt_PT"/>
-          </w:rPr>
-          <w:rPr>
-            <w:color w:val="0000EE"/>
-            <w:u w:val="single"/>
-          </w:rPr>
-          <w:t>20.7–15</w:t>
+      <w:hyperlink r:id="rId77">
+        <w:r>
+          <w:rPr>
+            <w:lang w:val="pt_PT" w:bidi="pt_PT"/>
+          </w:rPr>
+          <w:rPr>
+            <w:color w:val="0000EE"/>
+            <w:u w:val="single"/>
+          </w:rPr>
+          <w:t>Deuteronômio 17.8–13</w:t>
+        </w:r>
+      </w:hyperlink>
+      <w:r>
+        <w:rPr>
+          <w:lang w:val="pt_PT" w:bidi="pt_PT"/>
+        </w:rPr>
+        <w:t>,</w:t>
+      </w:r>
+      <w:hyperlink r:id="rId78">
+        <w:r>
+          <w:rPr>
+            <w:lang w:val="pt_PT" w:bidi="pt_PT"/>
+          </w:rPr>
+          <w:rPr>
+            <w:color w:val="0000EE"/>
+            <w:u w:val="single"/>
+          </w:rPr>
+          <w:t>18–20</w:t>
+        </w:r>
+      </w:hyperlink>
+      <w:r>
+        <w:rPr>
+          <w:lang w:val="pt_PT" w:bidi="pt_PT"/>
+        </w:rPr>
+        <w:t xml:space="preserve">; </w:t>
+      </w:r>
+      <w:hyperlink r:id="rId79">
+        <w:r>
+          <w:rPr>
+            <w:lang w:val="pt_PT" w:bidi="pt_PT"/>
+          </w:rPr>
+          <w:rPr>
+            <w:color w:val="0000EE"/>
+            <w:u w:val="single"/>
+          </w:rPr>
+          <w:t>2 Reis 10.30–31</w:t>
+        </w:r>
+      </w:hyperlink>
+      <w:r>
+        <w:rPr>
+          <w:lang w:val="pt_PT" w:bidi="pt_PT"/>
+        </w:rPr>
+        <w:t xml:space="preserve">; </w:t>
+      </w:r>
+      <w:hyperlink r:id="rId80">
+        <w:r>
+          <w:rPr>
+            <w:lang w:val="pt_PT" w:bidi="pt_PT"/>
+          </w:rPr>
+          <w:rPr>
+            <w:color w:val="0000EE"/>
+            <w:u w:val="single"/>
+          </w:rPr>
+          <w:t>22.8–20</w:t>
+        </w:r>
+      </w:hyperlink>
+      <w:r>
+        <w:rPr>
+          <w:lang w:val="pt_PT" w:bidi="pt_PT"/>
+        </w:rPr>
+        <w:t xml:space="preserve">; </w:t>
+      </w:r>
+      <w:hyperlink r:id="rId81">
+        <w:r>
+          <w:rPr>
+            <w:lang w:val="pt_PT" w:bidi="pt_PT"/>
+          </w:rPr>
+          <w:rPr>
+            <w:color w:val="0000EE"/>
+            <w:u w:val="single"/>
+          </w:rPr>
+          <w:t>Jó 22.21–23</w:t>
+        </w:r>
+      </w:hyperlink>
+      <w:r>
+        <w:rPr>
+          <w:lang w:val="pt_PT" w:bidi="pt_PT"/>
+        </w:rPr>
+        <w:t xml:space="preserve">; </w:t>
+      </w:r>
+      <w:hyperlink r:id="rId82">
+        <w:r>
+          <w:rPr>
+            <w:lang w:val="pt_PT" w:bidi="pt_PT"/>
+          </w:rPr>
+          <w:rPr>
+            <w:color w:val="0000EE"/>
+            <w:u w:val="single"/>
+          </w:rPr>
+          <w:t>Salmos 40.8</w:t>
+        </w:r>
+      </w:hyperlink>
+      <w:r>
+        <w:rPr>
+          <w:lang w:val="pt_PT" w:bidi="pt_PT"/>
+        </w:rPr>
+        <w:t xml:space="preserve">; </w:t>
+      </w:r>
+      <w:hyperlink r:id="rId83">
+        <w:r>
+          <w:rPr>
+            <w:lang w:val="pt_PT" w:bidi="pt_PT"/>
+          </w:rPr>
+          <w:rPr>
+            <w:color w:val="0000EE"/>
+            <w:u w:val="single"/>
+          </w:rPr>
+          <w:t>78.9–12</w:t>
+        </w:r>
+      </w:hyperlink>
+      <w:r>
+        <w:rPr>
+          <w:lang w:val="pt_PT" w:bidi="pt_PT"/>
+        </w:rPr>
+        <w:t xml:space="preserve">; </w:t>
+      </w:r>
+      <w:hyperlink r:id="rId84">
+        <w:r>
+          <w:rPr>
+            <w:lang w:val="pt_PT" w:bidi="pt_PT"/>
+          </w:rPr>
+          <w:rPr>
+            <w:color w:val="0000EE"/>
+            <w:u w:val="single"/>
+          </w:rPr>
+          <w:t>Provérbios 6.20–23</w:t>
+        </w:r>
+      </w:hyperlink>
+      <w:r>
+        <w:rPr>
+          <w:lang w:val="pt_PT" w:bidi="pt_PT"/>
+        </w:rPr>
+        <w:t xml:space="preserve">; </w:t>
+      </w:r>
+      <w:hyperlink r:id="rId85">
+        <w:r>
+          <w:rPr>
+            <w:lang w:val="pt_PT" w:bidi="pt_PT"/>
+          </w:rPr>
+          <w:rPr>
+            <w:color w:val="0000EE"/>
+            <w:u w:val="single"/>
+          </w:rPr>
+          <w:t>13.14</w:t>
+        </w:r>
+      </w:hyperlink>
+      <w:r>
+        <w:rPr>
+          <w:lang w:val="pt_PT" w:bidi="pt_PT"/>
+        </w:rPr>
+        <w:t xml:space="preserve">; </w:t>
+      </w:r>
+      <w:hyperlink r:id="rId86">
+        <w:r>
+          <w:rPr>
+            <w:lang w:val="pt_PT" w:bidi="pt_PT"/>
+          </w:rPr>
+          <w:rPr>
+            <w:color w:val="0000EE"/>
+            <w:u w:val="single"/>
+          </w:rPr>
+          <w:t>28.9</w:t>
+        </w:r>
+      </w:hyperlink>
+      <w:r>
+        <w:rPr>
+          <w:lang w:val="pt_PT" w:bidi="pt_PT"/>
+        </w:rPr>
+        <w:t xml:space="preserve">; </w:t>
+      </w:r>
+      <w:hyperlink r:id="rId87">
+        <w:r>
+          <w:rPr>
+            <w:lang w:val="pt_PT" w:bidi="pt_PT"/>
+          </w:rPr>
+          <w:rPr>
+            <w:color w:val="0000EE"/>
+            <w:u w:val="single"/>
+          </w:rPr>
+          <w:t>Isaías 8.20</w:t>
+        </w:r>
+      </w:hyperlink>
+      <w:r>
+        <w:rPr>
+          <w:lang w:val="pt_PT" w:bidi="pt_PT"/>
+        </w:rPr>
+        <w:t xml:space="preserve">; </w:t>
+      </w:r>
+      <w:hyperlink r:id="rId72">
+        <w:r>
+          <w:rPr>
+            <w:lang w:val="pt_PT" w:bidi="pt_PT"/>
+          </w:rPr>
+          <w:rPr>
+            <w:color w:val="0000EE"/>
+            <w:u w:val="single"/>
+          </w:rPr>
+          <w:t>Colossenses 3.16</w:t>
+        </w:r>
+      </w:hyperlink>
+      <w:r>
+        <w:rPr>
+          <w:lang w:val="pt_PT" w:bidi="pt_PT"/>
+        </w:rPr>
+        <w:t xml:space="preserve">; </w:t>
+      </w:r>
+      <w:hyperlink r:id="rId88">
+        <w:r>
+          <w:rPr>
+            <w:lang w:val="pt_PT" w:bidi="pt_PT"/>
+          </w:rPr>
+          <w:rPr>
+            <w:color w:val="0000EE"/>
+            <w:u w:val="single"/>
+          </w:rPr>
+          <w:t>2 Timóteo 3.14–17</w:t>
+        </w:r>
+      </w:hyperlink>
+      <w:r>
+        <w:rPr>
+          <w:lang w:val="pt_PT" w:bidi="pt_PT"/>
+        </w:rPr>
+      </w:r>
+      <w:r>
+        <w:rPr>
+          <w:lang w:val="pt_PT" w:bidi="pt_PT"/>
+        </w:rPr>
+      </w:r>
+    </w:p>
+    <w:p>
+      <w:pPr/>
+      <w:r>
+        <w:rPr>
+          <w:lang w:val="pt_PT" w:bidi="pt_PT"/>
+        </w:rPr>
+      </w:r>
+    </w:p>
+    <w:p>
+      <w:pPr>
+        <w:pStyle w:val="Heading2"/>
+      </w:pPr>
+      <w:r>
+        <w:rPr>
+          <w:lang w:val="pt_PT" w:bidi="pt_PT"/>
+        </w:rPr>
+        <w:t>Invasão</w:t>
+      </w:r>
+      <w:r>
+        <w:rPr>
+          <w:lang w:val="pt_PT" w:bidi="pt_PT"/>
+        </w:rPr>
+      </w:r>
+    </w:p>
+    <w:p>
+      <w:pPr/>
+      <w:r>
+        <w:rPr>
+          <w:lang w:val="pt_PT" w:bidi="pt_PT"/>
+        </w:rPr>
+      </w:r>
+      <w:r>
+        <w:rPr>
+          <w:lang w:val="pt_PT" w:bidi="pt_PT"/>
+        </w:rPr>
+        <w:t>No mundo antigo, invasões estrangeiras eram comuns e causavam grandes dificuldades. Se os invasores tivessem sucesso, traziam destruição e sofrimento. Invasores vitoriosos matavam homens adultos, estupravam mulheres, escravizavam crianças, roubavam objetos de valor e destruíam todo o resto. A ameaça de invasão deixava as pessoas amedrontadas.</w:t>
+      </w:r>
+    </w:p>
+    <w:p>
+      <w:pPr/>
+      <w:r>
+        <w:rPr>
+          <w:lang w:val="pt_PT" w:bidi="pt_PT"/>
+        </w:rPr>
+      </w:r>
+      <w:r>
+        <w:rPr>
+          <w:lang w:val="pt_PT" w:bidi="pt_PT"/>
+        </w:rPr>
+        <w:t>Nas últimas décadas do reino, o povo de Judá e Jerusalém viveu sob a ameaça de conquista pela Babilônia. Mais de um século antes, os assírios haviam destruído o reino do norte de Israel, invadido Judá e atacado Jerusalém. Esses eventos permaneceram vivos na memória do povo de Judá. O profeta Jeremias alertou sobre outra invasão iminente e a destruição que ela causaria.</w:t>
+      </w:r>
+    </w:p>
+    <w:p>
+      <w:pPr/>
+      <w:r>
+        <w:rPr>
+          <w:lang w:val="pt_PT" w:bidi="pt_PT"/>
+        </w:rPr>
+      </w:r>
+      <w:r>
+        <w:rPr>
+          <w:lang w:val="pt_PT" w:bidi="pt_PT"/>
+        </w:rPr>
+        <w:t>Quando a invasão ameaçou, as pessoas queriam encontrar maneiras de evitar o sofrimento que estava por vir. Profetas como Jeremias exortaram o povo de Deus a abandonar os falsos deuses e obedecer ao Senhor. Eles aconselharam a não depender de aliados poderosos para o resgate. Em vez disso, incentivaram a buscar a proteção do Senhor.</w:t>
+      </w:r>
+    </w:p>
+    <w:p>
+      <w:pPr/>
+      <w:r>
+        <w:rPr>
+          <w:lang w:val="pt_PT" w:bidi="pt_PT"/>
+        </w:rPr>
+      </w:r>
+      <w:r>
+        <w:rPr>
+          <w:lang w:val="pt_PT" w:bidi="pt_PT"/>
+        </w:rPr>
+        <w:t>Os profetas às vezes descreviam em detalhes o que aconteceria durante uma invasão. O objetivo deles não era assustar ou desencorajar o povo de Deus. Deus os enviou para incentivar a obediência a Ele. Eles queriam que as pessoas confiassem no Senhor para a salvação e experimentassem seu resgate. Foi assim que o Rei Ezequias reagiu à invasão assíria um século antes. Ele confiou no Senhor, e o Senhor resgatou a ele e seu povo.</w:t>
+      </w:r>
+    </w:p>
+    <w:p>
+      <w:pPr/>
+      <w:r>
+        <w:rPr>
+          <w:lang w:val="pt_PT" w:bidi="pt_PT"/>
+        </w:rPr>
+      </w:r>
+      <w:r>
+        <w:rPr>
+          <w:u w:val="single"/>
+          <w:lang w:val="pt_PT" w:bidi="pt_PT"/>
+        </w:rPr>
+        <w:t>Passagens para Estudo Complementar</w:t>
+      </w:r>
+    </w:p>
+    <w:p>
+      <w:pPr/>
+      <w:r>
+        <w:rPr>
+          <w:lang w:val="pt_PT" w:bidi="pt_PT"/>
+        </w:rPr>
+      </w:r>
+      <w:hyperlink r:id="rId89">
+        <w:r>
+          <w:rPr>
+            <w:lang w:val="pt_PT" w:bidi="pt_PT"/>
+          </w:rPr>
+          <w:rPr>
+            <w:color w:val="0000EE"/>
+            <w:u w:val="single"/>
+          </w:rPr>
+          <w:t>Gênesis 14.1–16</w:t>
+        </w:r>
+      </w:hyperlink>
+      <w:r>
+        <w:rPr>
+          <w:lang w:val="pt_PT" w:bidi="pt_PT"/>
+        </w:rPr>
+        <w:t xml:space="preserve">; </w:t>
+      </w:r>
+      <w:hyperlink r:id="rId90">
+        <w:r>
+          <w:rPr>
+            <w:lang w:val="pt_PT" w:bidi="pt_PT"/>
+          </w:rPr>
+          <w:rPr>
+            <w:color w:val="0000EE"/>
+            <w:u w:val="single"/>
+          </w:rPr>
+          <w:t>2 Reis 17.5–23</w:t>
+        </w:r>
+      </w:hyperlink>
+      <w:r>
+        <w:rPr>
+          <w:lang w:val="pt_PT" w:bidi="pt_PT"/>
+        </w:rPr>
+        <w:t xml:space="preserve">; </w:t>
+      </w:r>
+      <w:hyperlink r:id="rId91">
+        <w:r>
+          <w:rPr>
+            <w:lang w:val="pt_PT" w:bidi="pt_PT"/>
+          </w:rPr>
+          <w:rPr>
+            <w:color w:val="0000EE"/>
+            <w:u w:val="single"/>
+          </w:rPr>
+          <w:t>18.13–19.37</w:t>
+        </w:r>
+      </w:hyperlink>
+      <w:r>
+        <w:rPr>
+          <w:lang w:val="pt_PT" w:bidi="pt_PT"/>
+        </w:rPr>
+        <w:t xml:space="preserve">; </w:t>
+      </w:r>
+      <w:hyperlink r:id="rId92">
+        <w:r>
+          <w:rPr>
+            <w:lang w:val="pt_PT" w:bidi="pt_PT"/>
+          </w:rPr>
+          <w:rPr>
+            <w:color w:val="0000EE"/>
+            <w:u w:val="single"/>
+          </w:rPr>
+          <w:t>Isaías 6.8–13</w:t>
+        </w:r>
+      </w:hyperlink>
+      <w:r>
+        <w:rPr>
+          <w:lang w:val="pt_PT" w:bidi="pt_PT"/>
+        </w:rPr>
+        <w:t xml:space="preserve">; </w:t>
+      </w:r>
+      <w:hyperlink r:id="rId93">
+        <w:r>
+          <w:rPr>
+            <w:lang w:val="pt_PT" w:bidi="pt_PT"/>
+          </w:rPr>
+          <w:rPr>
+            <w:color w:val="0000EE"/>
+            <w:u w:val="single"/>
+          </w:rPr>
+          <w:t>36.1–37.38</w:t>
+        </w:r>
+      </w:hyperlink>
+      <w:r>
+        <w:rPr>
+          <w:lang w:val="pt_PT" w:bidi="pt_PT"/>
+        </w:rPr>
+        <w:t xml:space="preserve">; </w:t>
+      </w:r>
+      <w:hyperlink r:id="rId94">
+        <w:r>
+          <w:rPr>
+            <w:lang w:val="pt_PT" w:bidi="pt_PT"/>
+          </w:rPr>
+          <w:rPr>
+            <w:color w:val="0000EE"/>
+            <w:u w:val="single"/>
+          </w:rPr>
+          <w:t>65.21–23</w:t>
+        </w:r>
+      </w:hyperlink>
+      <w:r>
+        <w:rPr>
+          <w:lang w:val="pt_PT" w:bidi="pt_PT"/>
+        </w:rPr>
+        <w:t xml:space="preserve">; </w:t>
+      </w:r>
+      <w:hyperlink r:id="rId95">
+        <w:r>
+          <w:rPr>
+            <w:lang w:val="pt_PT" w:bidi="pt_PT"/>
+          </w:rPr>
+          <w:rPr>
+            <w:color w:val="0000EE"/>
+            <w:u w:val="single"/>
+          </w:rPr>
+          <w:t>Jeremias 6.22–26</w:t>
+        </w:r>
+      </w:hyperlink>
+      <w:r>
+        <w:rPr>
+          <w:lang w:val="pt_PT" w:bidi="pt_PT"/>
+        </w:rPr>
+        <w:t xml:space="preserve">; </w:t>
+      </w:r>
+      <w:hyperlink r:id="rId96">
+        <w:r>
+          <w:rPr>
+            <w:lang w:val="pt_PT" w:bidi="pt_PT"/>
+          </w:rPr>
+          <w:rPr>
+            <w:color w:val="0000EE"/>
+            <w:u w:val="single"/>
+          </w:rPr>
+          <w:t>19.7–15</w:t>
         </w:r>
       </w:hyperlink>
       <w:r>

--- a/por/docx/009.content.docx
+++ b/por/docx/009.content.docx
@@ -19,7 +19,7 @@
         <w:rPr>
           <w:lang w:val="pt_PT" w:bidi="pt_PT"/>
         </w:rPr>
-        <w:t>Resource: Tyndale Open Study Notes</w:t>
+        <w:t>Resource: Aquifer Open Study Notes (Themes)</w:t>
       </w:r>
       <w:r>
         <w:rPr>
@@ -112,7 +112,7 @@
         <w:rPr>
           <w:lang w:val="pt_PT" w:bidi="pt_PT"/>
         </w:rPr>
-        <w:t>Tyndale Open Study Notes</w:t>
+        <w:t>Aquifer Open Study Notes (Themes)</w:t>
       </w:r>
     </w:p>
     <w:p>

--- a/por/docx/009.content.docx
+++ b/por/docx/009.content.docx
@@ -247,36 +247,24 @@
         </w:rPr>
         <w:t>No Antigo Testamento, Deus frequentemente fala a todo o povo no singular, enfatizando sua unidade. Os Dez Mandamentos e a bênção de Arão usam linguagem no singular (</w:t>
       </w:r>
-      <w:hyperlink r:id="rId13">
-        <w:r>
-          <w:rPr>
-            <w:lang w:val="pt_PT" w:bidi="pt_PT"/>
-          </w:rPr>
-          <w:rPr>
-            <w:color w:val="0000EE"/>
-            <w:u w:val="single"/>
-          </w:rPr>
-          <w:t>Êxodo 20.2–17</w:t>
-        </w:r>
-      </w:hyperlink>
+      <w:r>
+        <w:rPr>
+          <w:lang w:val="pt_PT" w:bidi="pt_PT"/>
+        </w:rPr>
+        <w:t>Êxodo 20.2–17</w:t>
+      </w:r>
       <w:r>
         <w:rPr>
           <w:lang w:val="pt_PT" w:bidi="pt_PT"/>
         </w:rPr>
         <w:t xml:space="preserve">; </w:t>
       </w:r>
-      <w:hyperlink r:id="rId14">
-        <w:r>
-          <w:rPr>
-            <w:lang w:val="pt_PT" w:bidi="pt_PT"/>
-          </w:rPr>
-          <w:rPr>
-            <w:color w:val="0000EE"/>
-            <w:u w:val="single"/>
-          </w:rPr>
-          <w:t>Números 6.24–26</w:t>
-        </w:r>
-      </w:hyperlink>
+      <w:r>
+        <w:rPr>
+          <w:lang w:val="pt_PT" w:bidi="pt_PT"/>
+        </w:rPr>
+        <w:t>Números 6.24–26</w:t>
+      </w:r>
       <w:r>
         <w:rPr>
           <w:lang w:val="pt_PT" w:bidi="pt_PT"/>
@@ -297,18 +285,12 @@
         </w:rPr>
         <w:t>Por exemplo, Neemias pede perdão pelos pecados que levaram ao exílio babilônico, dizendo: "Confesso os pecados que nós, israelitas, cometemos" (</w:t>
       </w:r>
-      <w:hyperlink r:id="rId15">
-        <w:r>
-          <w:rPr>
-            <w:lang w:val="pt_PT" w:bidi="pt_PT"/>
-          </w:rPr>
-          <w:rPr>
-            <w:color w:val="0000EE"/>
-            <w:u w:val="single"/>
-          </w:rPr>
-          <w:t>Neemias 1.6–7</w:t>
-        </w:r>
-      </w:hyperlink>
+      <w:r>
+        <w:rPr>
+          <w:lang w:val="pt_PT" w:bidi="pt_PT"/>
+        </w:rPr>
+        <w:t>Neemias 1.6–7</w:t>
+      </w:r>
       <w:r>
         <w:rPr>
           <w:lang w:val="pt_PT" w:bidi="pt_PT"/>
@@ -329,54 +311,36 @@
         </w:rPr>
         <w:t>De maneira semelhante, o sumo sacerdote podia representar todo o povo no dia da expiação (</w:t>
       </w:r>
-      <w:hyperlink r:id="rId16">
-        <w:r>
-          <w:rPr>
-            <w:lang w:val="pt_PT" w:bidi="pt_PT"/>
-          </w:rPr>
-          <w:rPr>
-            <w:color w:val="0000EE"/>
-            <w:u w:val="single"/>
-          </w:rPr>
-          <w:t>Levítico 16</w:t>
-        </w:r>
-      </w:hyperlink>
+      <w:r>
+        <w:rPr>
+          <w:lang w:val="pt_PT" w:bidi="pt_PT"/>
+        </w:rPr>
+        <w:t>Levítico 16</w:t>
+      </w:r>
       <w:r>
         <w:rPr>
           <w:lang w:val="pt_PT" w:bidi="pt_PT"/>
         </w:rPr>
         <w:t>). Como os indivíduos tinham um vínculo tão próximo com a comunidade, o pecado de uma pessoa podia se tornar o pecado da comunidade se não fosse tratado (</w:t>
       </w:r>
-      <w:hyperlink r:id="rId17">
-        <w:r>
-          <w:rPr>
-            <w:lang w:val="pt_PT" w:bidi="pt_PT"/>
-          </w:rPr>
-          <w:rPr>
-            <w:color w:val="0000EE"/>
-            <w:u w:val="single"/>
-          </w:rPr>
-          <w:t>Levítico 4.3–21</w:t>
-        </w:r>
-      </w:hyperlink>
+      <w:r>
+        <w:rPr>
+          <w:lang w:val="pt_PT" w:bidi="pt_PT"/>
+        </w:rPr>
+        <w:t>Levítico 4.3–21</w:t>
+      </w:r>
       <w:r>
         <w:rPr>
           <w:lang w:val="pt_PT" w:bidi="pt_PT"/>
         </w:rPr>
         <w:t xml:space="preserve">; </w:t>
       </w:r>
-      <w:hyperlink r:id="rId18">
-        <w:r>
-          <w:rPr>
-            <w:lang w:val="pt_PT" w:bidi="pt_PT"/>
-          </w:rPr>
-          <w:rPr>
-            <w:color w:val="0000EE"/>
-            <w:u w:val="single"/>
-          </w:rPr>
-          <w:t>20.1–5</w:t>
-        </w:r>
-      </w:hyperlink>
+      <w:r>
+        <w:rPr>
+          <w:lang w:val="pt_PT" w:bidi="pt_PT"/>
+        </w:rPr>
+        <w:t>20.1–5</w:t>
+      </w:r>
       <w:r>
         <w:rPr>
           <w:lang w:val="pt_PT" w:bidi="pt_PT"/>
@@ -397,72 +361,48 @@
         </w:rPr>
         <w:t>De maneira semelhante, Paulo descreve a comunidade cristã como o "corpo de Cristo" (</w:t>
       </w:r>
-      <w:hyperlink r:id="rId19">
-        <w:r>
-          <w:rPr>
-            <w:lang w:val="pt_PT" w:bidi="pt_PT"/>
-          </w:rPr>
-          <w:rPr>
-            <w:color w:val="0000EE"/>
-            <w:u w:val="single"/>
-          </w:rPr>
-          <w:t>1 Coríntios 12.27</w:t>
-        </w:r>
-      </w:hyperlink>
+      <w:r>
+        <w:rPr>
+          <w:lang w:val="pt_PT" w:bidi="pt_PT"/>
+        </w:rPr>
+        <w:t>1 Coríntios 12.27</w:t>
+      </w:r>
       <w:r>
         <w:rPr>
           <w:lang w:val="pt_PT" w:bidi="pt_PT"/>
         </w:rPr>
         <w:t xml:space="preserve">; </w:t>
       </w:r>
-      <w:hyperlink r:id="rId20">
-        <w:r>
-          <w:rPr>
-            <w:lang w:val="pt_PT" w:bidi="pt_PT"/>
-          </w:rPr>
-          <w:rPr>
-            <w:color w:val="0000EE"/>
-            <w:u w:val="single"/>
-          </w:rPr>
-          <w:t>Efésios 4.12</w:t>
-        </w:r>
-      </w:hyperlink>
+      <w:r>
+        <w:rPr>
+          <w:lang w:val="pt_PT" w:bidi="pt_PT"/>
+        </w:rPr>
+        <w:t>Efésios 4.12</w:t>
+      </w:r>
       <w:r>
         <w:rPr>
           <w:lang w:val="pt_PT" w:bidi="pt_PT"/>
         </w:rPr>
         <w:t>). Os membros compartilham a identidade de Cristo através do Espírito Santo. Como o corpo de Cristo, eles manifestam a vida de Cristo em suas próprias vidas. Juntos, eles o revelam ao mundo. O apóstolo Paulo encoraja a igreja da Galácia a ajudar a "carregar os fardos uns dos outros" e assim seguir o exemplo de Cristo (</w:t>
       </w:r>
-      <w:hyperlink r:id="rId21">
-        <w:r>
-          <w:rPr>
-            <w:lang w:val="pt_PT" w:bidi="pt_PT"/>
-          </w:rPr>
-          <w:rPr>
-            <w:color w:val="0000EE"/>
-            <w:u w:val="single"/>
-          </w:rPr>
-          <w:t>Gálatas 6.2</w:t>
-        </w:r>
-      </w:hyperlink>
+      <w:r>
+        <w:rPr>
+          <w:lang w:val="pt_PT" w:bidi="pt_PT"/>
+        </w:rPr>
+        <w:t>Gálatas 6.2</w:t>
+      </w:r>
       <w:r>
         <w:rPr>
           <w:lang w:val="pt_PT" w:bidi="pt_PT"/>
         </w:rPr>
         <w:t xml:space="preserve">; </w:t>
       </w:r>
-      <w:hyperlink r:id="rId22">
-        <w:r>
-          <w:rPr>
-            <w:lang w:val="pt_PT" w:bidi="pt_PT"/>
-          </w:rPr>
-          <w:rPr>
-            <w:color w:val="0000EE"/>
-            <w:u w:val="single"/>
-          </w:rPr>
-          <w:t>Mateus 11.28–30</w:t>
-        </w:r>
-      </w:hyperlink>
+      <w:r>
+        <w:rPr>
+          <w:lang w:val="pt_PT" w:bidi="pt_PT"/>
+        </w:rPr>
+        <w:t>Mateus 11.28–30</w:t>
+      </w:r>
       <w:r>
         <w:rPr>
           <w:lang w:val="pt_PT" w:bidi="pt_PT"/>
@@ -492,162 +432,108 @@
           <w:lang w:val="pt_PT" w:bidi="pt_PT"/>
         </w:rPr>
       </w:r>
-      <w:hyperlink r:id="rId23">
-        <w:r>
-          <w:rPr>
-            <w:lang w:val="pt_PT" w:bidi="pt_PT"/>
-          </w:rPr>
-          <w:rPr>
-            <w:color w:val="0000EE"/>
-            <w:u w:val="single"/>
-          </w:rPr>
-          <w:t>Êxodo 20.5–6</w:t>
-        </w:r>
-      </w:hyperlink>
+      <w:r>
+        <w:rPr>
+          <w:lang w:val="pt_PT" w:bidi="pt_PT"/>
+        </w:rPr>
+        <w:t>Êxodo 20.5–6</w:t>
+      </w:r>
       <w:r>
         <w:rPr>
           <w:lang w:val="pt_PT" w:bidi="pt_PT"/>
         </w:rPr>
         <w:t>,</w:t>
       </w:r>
-      <w:hyperlink r:id="rId24">
-        <w:r>
-          <w:rPr>
-            <w:lang w:val="pt_PT" w:bidi="pt_PT"/>
-          </w:rPr>
-          <w:rPr>
-            <w:color w:val="0000EE"/>
-            <w:u w:val="single"/>
-          </w:rPr>
-          <w:t>8–10</w:t>
-        </w:r>
-      </w:hyperlink>
+      <w:r>
+        <w:rPr>
+          <w:lang w:val="pt_PT" w:bidi="pt_PT"/>
+        </w:rPr>
+        <w:t>8–10</w:t>
+      </w:r>
       <w:r>
         <w:rPr>
           <w:lang w:val="pt_PT" w:bidi="pt_PT"/>
         </w:rPr>
         <w:t xml:space="preserve">; </w:t>
       </w:r>
-      <w:hyperlink r:id="rId17">
-        <w:r>
-          <w:rPr>
-            <w:lang w:val="pt_PT" w:bidi="pt_PT"/>
-          </w:rPr>
-          <w:rPr>
-            <w:color w:val="0000EE"/>
-            <w:u w:val="single"/>
-          </w:rPr>
-          <w:t>Levítico 4.3–21</w:t>
-        </w:r>
-      </w:hyperlink>
+      <w:r>
+        <w:rPr>
+          <w:lang w:val="pt_PT" w:bidi="pt_PT"/>
+        </w:rPr>
+        <w:t>Levítico 4.3–21</w:t>
+      </w:r>
       <w:r>
         <w:rPr>
           <w:lang w:val="pt_PT" w:bidi="pt_PT"/>
         </w:rPr>
         <w:t xml:space="preserve">; </w:t>
       </w:r>
-      <w:hyperlink r:id="rId18">
-        <w:r>
-          <w:rPr>
-            <w:lang w:val="pt_PT" w:bidi="pt_PT"/>
-          </w:rPr>
-          <w:rPr>
-            <w:color w:val="0000EE"/>
-            <w:u w:val="single"/>
-          </w:rPr>
-          <w:t>20.1–5</w:t>
-        </w:r>
-      </w:hyperlink>
+      <w:r>
+        <w:rPr>
+          <w:lang w:val="pt_PT" w:bidi="pt_PT"/>
+        </w:rPr>
+        <w:t>20.1–5</w:t>
+      </w:r>
       <w:r>
         <w:rPr>
           <w:lang w:val="pt_PT" w:bidi="pt_PT"/>
         </w:rPr>
         <w:t xml:space="preserve">; </w:t>
       </w:r>
-      <w:hyperlink r:id="rId25">
-        <w:r>
-          <w:rPr>
-            <w:lang w:val="pt_PT" w:bidi="pt_PT"/>
-          </w:rPr>
-          <w:rPr>
-            <w:color w:val="0000EE"/>
-            <w:u w:val="single"/>
-          </w:rPr>
-          <w:t>Josué 7.1–26</w:t>
-        </w:r>
-      </w:hyperlink>
+      <w:r>
+        <w:rPr>
+          <w:lang w:val="pt_PT" w:bidi="pt_PT"/>
+        </w:rPr>
+        <w:t>Josué 7.1–26</w:t>
+      </w:r>
       <w:r>
         <w:rPr>
           <w:lang w:val="pt_PT" w:bidi="pt_PT"/>
         </w:rPr>
         <w:t xml:space="preserve">; </w:t>
       </w:r>
-      <w:hyperlink r:id="rId15">
-        <w:r>
-          <w:rPr>
-            <w:lang w:val="pt_PT" w:bidi="pt_PT"/>
-          </w:rPr>
-          <w:rPr>
-            <w:color w:val="0000EE"/>
-            <w:u w:val="single"/>
-          </w:rPr>
-          <w:t>Neemias 1.6–7</w:t>
-        </w:r>
-      </w:hyperlink>
+      <w:r>
+        <w:rPr>
+          <w:lang w:val="pt_PT" w:bidi="pt_PT"/>
+        </w:rPr>
+        <w:t>Neemias 1.6–7</w:t>
+      </w:r>
       <w:r>
         <w:rPr>
           <w:lang w:val="pt_PT" w:bidi="pt_PT"/>
         </w:rPr>
         <w:t xml:space="preserve">; </w:t>
       </w:r>
-      <w:hyperlink r:id="rId26">
-        <w:r>
-          <w:rPr>
-            <w:lang w:val="pt_PT" w:bidi="pt_PT"/>
-          </w:rPr>
-          <w:rPr>
-            <w:color w:val="0000EE"/>
-            <w:u w:val="single"/>
-          </w:rPr>
-          <w:t>1 Coríntios 12.12–27</w:t>
-        </w:r>
-      </w:hyperlink>
+      <w:r>
+        <w:rPr>
+          <w:lang w:val="pt_PT" w:bidi="pt_PT"/>
+        </w:rPr>
+        <w:t>1 Coríntios 12.12–27</w:t>
+      </w:r>
       <w:r>
         <w:rPr>
           <w:lang w:val="pt_PT" w:bidi="pt_PT"/>
         </w:rPr>
         <w:t xml:space="preserve">; </w:t>
       </w:r>
-      <w:hyperlink r:id="rId21">
-        <w:r>
-          <w:rPr>
-            <w:lang w:val="pt_PT" w:bidi="pt_PT"/>
-          </w:rPr>
-          <w:rPr>
-            <w:color w:val="0000EE"/>
-            <w:u w:val="single"/>
-          </w:rPr>
-          <w:t>Gálatas 6.2</w:t>
-        </w:r>
-      </w:hyperlink>
+      <w:r>
+        <w:rPr>
+          <w:lang w:val="pt_PT" w:bidi="pt_PT"/>
+        </w:rPr>
+        <w:t>Gálatas 6.2</w:t>
+      </w:r>
       <w:r>
         <w:rPr>
           <w:lang w:val="pt_PT" w:bidi="pt_PT"/>
         </w:rPr>
         <w:t xml:space="preserve">; </w:t>
       </w:r>
-      <w:hyperlink r:id="rId27">
-        <w:r>
-          <w:rPr>
-            <w:lang w:val="pt_PT" w:bidi="pt_PT"/>
-          </w:rPr>
-          <w:rPr>
-            <w:color w:val="0000EE"/>
-            <w:u w:val="single"/>
-          </w:rPr>
-          <w:t>Efésios 4.11–13.</w:t>
-        </w:r>
-      </w:hyperlink>
+      <w:r>
+        <w:rPr>
+          <w:lang w:val="pt_PT" w:bidi="pt_PT"/>
+        </w:rPr>
+        <w:t>Efésios 4.11–13.</w:t>
+      </w:r>
       <w:r>
         <w:rPr>
           <w:lang w:val="pt_PT" w:bidi="pt_PT"/>
@@ -696,72 +582,48 @@
         </w:rPr>
         <w:t>Quase todas as esposas dos patriarcas enfrentaram infertilidade (não conseguiam ter filhos) antes de eventualmente terem filhos. A única possível exceção foi Lia, e mesmo ela não pôde ter filhos por algum tempo (</w:t>
       </w:r>
-      <w:hyperlink r:id="rId28">
-        <w:r>
-          <w:rPr>
-            <w:lang w:val="pt_PT" w:bidi="pt_PT"/>
-          </w:rPr>
-          <w:rPr>
-            <w:color w:val="0000EE"/>
-            <w:u w:val="single"/>
-          </w:rPr>
-          <w:t>Gênesis 11.30</w:t>
-        </w:r>
-      </w:hyperlink>
+      <w:r>
+        <w:rPr>
+          <w:lang w:val="pt_PT" w:bidi="pt_PT"/>
+        </w:rPr>
+        <w:t>Gênesis 11.30</w:t>
+      </w:r>
       <w:r>
         <w:rPr>
           <w:lang w:val="pt_PT" w:bidi="pt_PT"/>
         </w:rPr>
         <w:t xml:space="preserve">; </w:t>
       </w:r>
-      <w:hyperlink r:id="rId29">
-        <w:r>
-          <w:rPr>
-            <w:lang w:val="pt_PT" w:bidi="pt_PT"/>
-          </w:rPr>
-          <w:rPr>
-            <w:color w:val="0000EE"/>
-            <w:u w:val="single"/>
-          </w:rPr>
-          <w:t>25.21</w:t>
-        </w:r>
-      </w:hyperlink>
+      <w:r>
+        <w:rPr>
+          <w:lang w:val="pt_PT" w:bidi="pt_PT"/>
+        </w:rPr>
+        <w:t>25.21</w:t>
+      </w:r>
       <w:r>
         <w:rPr>
           <w:lang w:val="pt_PT" w:bidi="pt_PT"/>
         </w:rPr>
         <w:t xml:space="preserve">; </w:t>
       </w:r>
-      <w:hyperlink r:id="rId30">
-        <w:r>
-          <w:rPr>
-            <w:lang w:val="pt_PT" w:bidi="pt_PT"/>
-          </w:rPr>
-          <w:rPr>
-            <w:color w:val="0000EE"/>
-            <w:u w:val="single"/>
-          </w:rPr>
-          <w:t>29.31</w:t>
-        </w:r>
-      </w:hyperlink>
+      <w:r>
+        <w:rPr>
+          <w:lang w:val="pt_PT" w:bidi="pt_PT"/>
+        </w:rPr>
+        <w:t>29.31</w:t>
+      </w:r>
       <w:r>
         <w:rPr>
           <w:lang w:val="pt_PT" w:bidi="pt_PT"/>
         </w:rPr>
         <w:t xml:space="preserve">; veja também </w:t>
       </w:r>
-      <w:hyperlink r:id="rId31">
-        <w:r>
-          <w:rPr>
-            <w:lang w:val="pt_PT" w:bidi="pt_PT"/>
-          </w:rPr>
-          <w:rPr>
-            <w:color w:val="0000EE"/>
-            <w:u w:val="single"/>
-          </w:rPr>
-          <w:t>1 Samuel 1.1–18</w:t>
-        </w:r>
-      </w:hyperlink>
+      <w:r>
+        <w:rPr>
+          <w:lang w:val="pt_PT" w:bidi="pt_PT"/>
+        </w:rPr>
+        <w:t>1 Samuel 1.1–18</w:t>
+      </w:r>
       <w:r>
         <w:rPr>
           <w:lang w:val="pt_PT" w:bidi="pt_PT"/>
@@ -782,162 +644,108 @@
         </w:rPr>
         <w:t>Portanto, a infertilidade era uma desgraça séria para uma mulher naquela cultura (</w:t>
       </w:r>
-      <w:hyperlink r:id="rId32">
-        <w:r>
-          <w:rPr>
-            <w:lang w:val="pt_PT" w:bidi="pt_PT"/>
-          </w:rPr>
-          <w:rPr>
-            <w:color w:val="0000EE"/>
-            <w:u w:val="single"/>
-          </w:rPr>
-          <w:t>Salmos 113.9</w:t>
-        </w:r>
-      </w:hyperlink>
+      <w:r>
+        <w:rPr>
+          <w:lang w:val="pt_PT" w:bidi="pt_PT"/>
+        </w:rPr>
+        <w:t>Salmos 113.9</w:t>
+      </w:r>
       <w:r>
         <w:rPr>
           <w:lang w:val="pt_PT" w:bidi="pt_PT"/>
         </w:rPr>
         <w:t xml:space="preserve">; </w:t>
       </w:r>
-      <w:hyperlink r:id="rId33">
-        <w:r>
-          <w:rPr>
-            <w:lang w:val="pt_PT" w:bidi="pt_PT"/>
-          </w:rPr>
-          <w:rPr>
-            <w:color w:val="0000EE"/>
-            <w:u w:val="single"/>
-          </w:rPr>
-          <w:t>Provérbios 30.15–16</w:t>
-        </w:r>
-      </w:hyperlink>
+      <w:r>
+        <w:rPr>
+          <w:lang w:val="pt_PT" w:bidi="pt_PT"/>
+        </w:rPr>
+        <w:t>Provérbios 30.15–16</w:t>
+      </w:r>
       <w:r>
         <w:rPr>
           <w:lang w:val="pt_PT" w:bidi="pt_PT"/>
         </w:rPr>
         <w:t xml:space="preserve">; </w:t>
       </w:r>
-      <w:hyperlink r:id="rId34">
-        <w:r>
-          <w:rPr>
-            <w:lang w:val="pt_PT" w:bidi="pt_PT"/>
-          </w:rPr>
-          <w:rPr>
-            <w:color w:val="0000EE"/>
-            <w:u w:val="single"/>
-          </w:rPr>
-          <w:t>Isaías 54.1</w:t>
-        </w:r>
-      </w:hyperlink>
+      <w:r>
+        <w:rPr>
+          <w:lang w:val="pt_PT" w:bidi="pt_PT"/>
+        </w:rPr>
+        <w:t>Isaías 54.1</w:t>
+      </w:r>
       <w:r>
         <w:rPr>
           <w:lang w:val="pt_PT" w:bidi="pt_PT"/>
         </w:rPr>
         <w:t>). Ela se via como um vaso de vida (</w:t>
       </w:r>
-      <w:hyperlink r:id="rId35">
-        <w:r>
-          <w:rPr>
-            <w:lang w:val="pt_PT" w:bidi="pt_PT"/>
-          </w:rPr>
-          <w:rPr>
-            <w:color w:val="0000EE"/>
-            <w:u w:val="single"/>
-          </w:rPr>
-          <w:t>Gênesis 1.28</w:t>
-        </w:r>
-      </w:hyperlink>
+      <w:r>
+        <w:rPr>
+          <w:lang w:val="pt_PT" w:bidi="pt_PT"/>
+        </w:rPr>
+        <w:t>Gênesis 1.28</w:t>
+      </w:r>
       <w:r>
         <w:rPr>
           <w:lang w:val="pt_PT" w:bidi="pt_PT"/>
         </w:rPr>
         <w:t xml:space="preserve">; </w:t>
       </w:r>
-      <w:hyperlink r:id="rId36">
-        <w:r>
-          <w:rPr>
-            <w:lang w:val="pt_PT" w:bidi="pt_PT"/>
-          </w:rPr>
-          <w:rPr>
-            <w:color w:val="0000EE"/>
-            <w:u w:val="single"/>
-          </w:rPr>
-          <w:t>3.20</w:t>
-        </w:r>
-      </w:hyperlink>
+      <w:r>
+        <w:rPr>
+          <w:lang w:val="pt_PT" w:bidi="pt_PT"/>
+        </w:rPr>
+        <w:t>3.20</w:t>
+      </w:r>
       <w:r>
         <w:rPr>
           <w:lang w:val="pt_PT" w:bidi="pt_PT"/>
         </w:rPr>
         <w:t>). Assim, as pessoas consideravam isso como uma negação de bênção, propósito e desejo (</w:t>
       </w:r>
-      <w:hyperlink r:id="rId35">
-        <w:r>
-          <w:rPr>
-            <w:lang w:val="pt_PT" w:bidi="pt_PT"/>
-          </w:rPr>
-          <w:rPr>
-            <w:color w:val="0000EE"/>
-            <w:u w:val="single"/>
-          </w:rPr>
-          <w:t>1.28</w:t>
-        </w:r>
-      </w:hyperlink>
+      <w:r>
+        <w:rPr>
+          <w:lang w:val="pt_PT" w:bidi="pt_PT"/>
+        </w:rPr>
+        <w:t>1.28</w:t>
+      </w:r>
       <w:r>
         <w:rPr>
           <w:lang w:val="pt_PT" w:bidi="pt_PT"/>
         </w:rPr>
         <w:t>). A infertilidade trazia vergonha, ridículo e intensa inveja (</w:t>
       </w:r>
-      <w:hyperlink r:id="rId37">
-        <w:r>
-          <w:rPr>
-            <w:lang w:val="pt_PT" w:bidi="pt_PT"/>
-          </w:rPr>
-          <w:rPr>
-            <w:color w:val="0000EE"/>
-            <w:u w:val="single"/>
-          </w:rPr>
-          <w:t>1 Samuel 1.7</w:t>
-        </w:r>
-      </w:hyperlink>
+      <w:r>
+        <w:rPr>
+          <w:lang w:val="pt_PT" w:bidi="pt_PT"/>
+        </w:rPr>
+        <w:t>1 Samuel 1.7</w:t>
+      </w:r>
       <w:r>
         <w:rPr>
           <w:lang w:val="pt_PT" w:bidi="pt_PT"/>
         </w:rPr>
         <w:t xml:space="preserve">; </w:t>
       </w:r>
-      <w:hyperlink r:id="rId38">
-        <w:r>
-          <w:rPr>
-            <w:lang w:val="pt_PT" w:bidi="pt_PT"/>
-          </w:rPr>
-          <w:rPr>
-            <w:color w:val="0000EE"/>
-            <w:u w:val="single"/>
-          </w:rPr>
-          <w:t>Gênesis 16.4</w:t>
-        </w:r>
-      </w:hyperlink>
+      <w:r>
+        <w:rPr>
+          <w:lang w:val="pt_PT" w:bidi="pt_PT"/>
+        </w:rPr>
+        <w:t>Gênesis 16.4</w:t>
+      </w:r>
       <w:r>
         <w:rPr>
           <w:lang w:val="pt_PT" w:bidi="pt_PT"/>
         </w:rPr>
         <w:t xml:space="preserve">; </w:t>
       </w:r>
-      <w:hyperlink r:id="rId39">
-        <w:r>
-          <w:rPr>
-            <w:lang w:val="pt_PT" w:bidi="pt_PT"/>
-          </w:rPr>
-          <w:rPr>
-            <w:color w:val="0000EE"/>
-            <w:u w:val="single"/>
-          </w:rPr>
-          <w:t>30.1</w:t>
-        </w:r>
-      </w:hyperlink>
+      <w:r>
+        <w:rPr>
+          <w:lang w:val="pt_PT" w:bidi="pt_PT"/>
+        </w:rPr>
+        <w:t>30.1</w:t>
+      </w:r>
       <w:r>
         <w:rPr>
           <w:lang w:val="pt_PT" w:bidi="pt_PT"/>
@@ -958,180 +766,120 @@
         </w:rPr>
         <w:t>No Antigo Testamento, a falta de filhos é uma questão relacionada a Deus. O Criador controla a fertilidade (</w:t>
       </w:r>
-      <w:hyperlink r:id="rId40">
-        <w:r>
-          <w:rPr>
-            <w:lang w:val="pt_PT" w:bidi="pt_PT"/>
-          </w:rPr>
-          <w:rPr>
-            <w:color w:val="0000EE"/>
-            <w:u w:val="single"/>
-          </w:rPr>
-          <w:t>Gênesis 20.17–18</w:t>
-        </w:r>
-      </w:hyperlink>
+      <w:r>
+        <w:rPr>
+          <w:lang w:val="pt_PT" w:bidi="pt_PT"/>
+        </w:rPr>
+        <w:t>Gênesis 20.17–18</w:t>
+      </w:r>
       <w:r>
         <w:rPr>
           <w:lang w:val="pt_PT" w:bidi="pt_PT"/>
         </w:rPr>
         <w:t xml:space="preserve">; </w:t>
       </w:r>
-      <w:hyperlink r:id="rId41">
-        <w:r>
-          <w:rPr>
-            <w:lang w:val="pt_PT" w:bidi="pt_PT"/>
-          </w:rPr>
-          <w:rPr>
-            <w:color w:val="0000EE"/>
-            <w:u w:val="single"/>
-          </w:rPr>
-          <w:t>30.2</w:t>
-        </w:r>
-      </w:hyperlink>
+      <w:r>
+        <w:rPr>
+          <w:lang w:val="pt_PT" w:bidi="pt_PT"/>
+        </w:rPr>
+        <w:t>30.2</w:t>
+      </w:r>
       <w:r>
         <w:rPr>
           <w:lang w:val="pt_PT" w:bidi="pt_PT"/>
         </w:rPr>
         <w:t>,</w:t>
       </w:r>
-      <w:hyperlink r:id="rId42">
-        <w:r>
-          <w:rPr>
-            <w:lang w:val="pt_PT" w:bidi="pt_PT"/>
-          </w:rPr>
-          <w:rPr>
-            <w:color w:val="0000EE"/>
-            <w:u w:val="single"/>
-          </w:rPr>
-          <w:t>22–23</w:t>
-        </w:r>
-      </w:hyperlink>
+      <w:r>
+        <w:rPr>
+          <w:lang w:val="pt_PT" w:bidi="pt_PT"/>
+        </w:rPr>
+        <w:t>22–23</w:t>
+      </w:r>
       <w:r>
         <w:rPr>
           <w:lang w:val="pt_PT" w:bidi="pt_PT"/>
         </w:rPr>
         <w:t xml:space="preserve">; </w:t>
       </w:r>
-      <w:hyperlink r:id="rId43">
-        <w:r>
-          <w:rPr>
-            <w:lang w:val="pt_PT" w:bidi="pt_PT"/>
-          </w:rPr>
-          <w:rPr>
-            <w:color w:val="0000EE"/>
-            <w:u w:val="single"/>
-          </w:rPr>
-          <w:t>1 Samuel 1.6</w:t>
-        </w:r>
-      </w:hyperlink>
+      <w:r>
+        <w:rPr>
+          <w:lang w:val="pt_PT" w:bidi="pt_PT"/>
+        </w:rPr>
+        <w:t>1 Samuel 1.6</w:t>
+      </w:r>
       <w:r>
         <w:rPr>
           <w:lang w:val="pt_PT" w:bidi="pt_PT"/>
         </w:rPr>
         <w:t>,</w:t>
       </w:r>
-      <w:hyperlink r:id="rId44">
-        <w:r>
-          <w:rPr>
-            <w:lang w:val="pt_PT" w:bidi="pt_PT"/>
-          </w:rPr>
-          <w:rPr>
-            <w:color w:val="0000EE"/>
-            <w:u w:val="single"/>
-          </w:rPr>
-          <w:t>27</w:t>
-        </w:r>
-      </w:hyperlink>
+      <w:r>
+        <w:rPr>
+          <w:lang w:val="pt_PT" w:bidi="pt_PT"/>
+        </w:rPr>
+        <w:t>27</w:t>
+      </w:r>
       <w:r>
         <w:rPr>
           <w:lang w:val="pt_PT" w:bidi="pt_PT"/>
         </w:rPr>
         <w:t>). Ele decide quem pode ter filhos com base em seus planos e promessas (</w:t>
       </w:r>
-      <w:hyperlink r:id="rId45">
-        <w:r>
-          <w:rPr>
-            <w:lang w:val="pt_PT" w:bidi="pt_PT"/>
-          </w:rPr>
-          <w:rPr>
-            <w:color w:val="0000EE"/>
-            <w:u w:val="single"/>
-          </w:rPr>
-          <w:t>Gênesis 17.19</w:t>
-        </w:r>
-      </w:hyperlink>
+      <w:r>
+        <w:rPr>
+          <w:lang w:val="pt_PT" w:bidi="pt_PT"/>
+        </w:rPr>
+        <w:t>Gênesis 17.19</w:t>
+      </w:r>
       <w:r>
         <w:rPr>
           <w:lang w:val="pt_PT" w:bidi="pt_PT"/>
         </w:rPr>
         <w:t xml:space="preserve">; </w:t>
       </w:r>
-      <w:hyperlink r:id="rId41">
-        <w:r>
-          <w:rPr>
-            <w:lang w:val="pt_PT" w:bidi="pt_PT"/>
-          </w:rPr>
-          <w:rPr>
-            <w:color w:val="0000EE"/>
-            <w:u w:val="single"/>
-          </w:rPr>
-          <w:t>30.2</w:t>
-        </w:r>
-      </w:hyperlink>
+      <w:r>
+        <w:rPr>
+          <w:lang w:val="pt_PT" w:bidi="pt_PT"/>
+        </w:rPr>
+        <w:t>30.2</w:t>
+      </w:r>
       <w:r>
         <w:rPr>
           <w:lang w:val="pt_PT" w:bidi="pt_PT"/>
         </w:rPr>
         <w:t xml:space="preserve">; </w:t>
       </w:r>
-      <w:hyperlink r:id="rId32">
-        <w:r>
-          <w:rPr>
-            <w:lang w:val="pt_PT" w:bidi="pt_PT"/>
-          </w:rPr>
-          <w:rPr>
-            <w:color w:val="0000EE"/>
-            <w:u w:val="single"/>
-          </w:rPr>
-          <w:t>Salmos 113.9</w:t>
-        </w:r>
-      </w:hyperlink>
+      <w:r>
+        <w:rPr>
+          <w:lang w:val="pt_PT" w:bidi="pt_PT"/>
+        </w:rPr>
+        <w:t>Salmos 113.9</w:t>
+      </w:r>
       <w:r>
         <w:rPr>
           <w:lang w:val="pt_PT" w:bidi="pt_PT"/>
         </w:rPr>
         <w:t xml:space="preserve">; </w:t>
       </w:r>
-      <w:hyperlink r:id="rId46">
-        <w:r>
-          <w:rPr>
-            <w:lang w:val="pt_PT" w:bidi="pt_PT"/>
-          </w:rPr>
-          <w:rPr>
-            <w:color w:val="0000EE"/>
-            <w:u w:val="single"/>
-          </w:rPr>
-          <w:t>Lucas 1.11–20</w:t>
-        </w:r>
-      </w:hyperlink>
+      <w:r>
+        <w:rPr>
+          <w:lang w:val="pt_PT" w:bidi="pt_PT"/>
+        </w:rPr>
+        <w:t>Lucas 1.11–20</w:t>
+      </w:r>
       <w:r>
         <w:rPr>
           <w:lang w:val="pt_PT" w:bidi="pt_PT"/>
         </w:rPr>
         <w:t xml:space="preserve">; </w:t>
       </w:r>
-      <w:hyperlink r:id="rId47">
-        <w:r>
-          <w:rPr>
-            <w:lang w:val="pt_PT" w:bidi="pt_PT"/>
-          </w:rPr>
-          <w:rPr>
-            <w:color w:val="0000EE"/>
-            <w:u w:val="single"/>
-          </w:rPr>
-          <w:t>Romanos 4.19</w:t>
-        </w:r>
-      </w:hyperlink>
+      <w:r>
+        <w:rPr>
+          <w:lang w:val="pt_PT" w:bidi="pt_PT"/>
+        </w:rPr>
+        <w:t>Romanos 4.19</w:t>
+      </w:r>
       <w:r>
         <w:rPr>
           <w:lang w:val="pt_PT" w:bidi="pt_PT"/>
@@ -1152,90 +900,60 @@
         </w:rPr>
         <w:t>Não poder ter filhos testa a paciência e encoraja a oração e a fé (</w:t>
       </w:r>
-      <w:hyperlink r:id="rId29">
-        <w:r>
-          <w:rPr>
-            <w:lang w:val="pt_PT" w:bidi="pt_PT"/>
-          </w:rPr>
-          <w:rPr>
-            <w:color w:val="0000EE"/>
-            <w:u w:val="single"/>
-          </w:rPr>
-          <w:t>Gênesis 25.21</w:t>
-        </w:r>
-      </w:hyperlink>
+      <w:r>
+        <w:rPr>
+          <w:lang w:val="pt_PT" w:bidi="pt_PT"/>
+        </w:rPr>
+        <w:t>Gênesis 25.21</w:t>
+      </w:r>
       <w:r>
         <w:rPr>
           <w:lang w:val="pt_PT" w:bidi="pt_PT"/>
         </w:rPr>
         <w:t xml:space="preserve">; </w:t>
       </w:r>
-      <w:hyperlink r:id="rId48">
-        <w:r>
-          <w:rPr>
-            <w:lang w:val="pt_PT" w:bidi="pt_PT"/>
-          </w:rPr>
-          <w:rPr>
-            <w:color w:val="0000EE"/>
-            <w:u w:val="single"/>
-          </w:rPr>
-          <w:t>1 Samuel 1.11</w:t>
-        </w:r>
-      </w:hyperlink>
+      <w:r>
+        <w:rPr>
+          <w:lang w:val="pt_PT" w:bidi="pt_PT"/>
+        </w:rPr>
+        <w:t>1 Samuel 1.11</w:t>
+      </w:r>
       <w:r>
         <w:rPr>
           <w:lang w:val="pt_PT" w:bidi="pt_PT"/>
         </w:rPr>
         <w:t>). Abraão aprendeu a confiar na promessa de Deus muito antes de seu filho nascer (</w:t>
       </w:r>
-      <w:hyperlink r:id="rId49">
-        <w:r>
-          <w:rPr>
-            <w:lang w:val="pt_PT" w:bidi="pt_PT"/>
-          </w:rPr>
-          <w:rPr>
-            <w:color w:val="0000EE"/>
-            <w:u w:val="single"/>
-          </w:rPr>
-          <w:t>Gênesis 15.4–6</w:t>
-        </w:r>
-      </w:hyperlink>
+      <w:r>
+        <w:rPr>
+          <w:lang w:val="pt_PT" w:bidi="pt_PT"/>
+        </w:rPr>
+        <w:t>Gênesis 15.4–6</w:t>
+      </w:r>
       <w:r>
         <w:rPr>
           <w:lang w:val="pt_PT" w:bidi="pt_PT"/>
         </w:rPr>
         <w:t xml:space="preserve">; </w:t>
       </w:r>
-      <w:hyperlink r:id="rId50">
-        <w:r>
-          <w:rPr>
-            <w:lang w:val="pt_PT" w:bidi="pt_PT"/>
-          </w:rPr>
-          <w:rPr>
-            <w:color w:val="0000EE"/>
-            <w:u w:val="single"/>
-          </w:rPr>
-          <w:t>17.15–21</w:t>
-        </w:r>
-      </w:hyperlink>
+      <w:r>
+        <w:rPr>
+          <w:lang w:val="pt_PT" w:bidi="pt_PT"/>
+        </w:rPr>
+        <w:t>17.15–21</w:t>
+      </w:r>
       <w:r>
         <w:rPr>
           <w:lang w:val="pt_PT" w:bidi="pt_PT"/>
         </w:rPr>
         <w:t xml:space="preserve">; </w:t>
       </w:r>
-      <w:hyperlink r:id="rId51">
-        <w:r>
-          <w:rPr>
-            <w:lang w:val="pt_PT" w:bidi="pt_PT"/>
-          </w:rPr>
-          <w:rPr>
-            <w:color w:val="0000EE"/>
-            <w:u w:val="single"/>
-          </w:rPr>
-          <w:t>Romanos 4.20–22</w:t>
-        </w:r>
-      </w:hyperlink>
+      <w:r>
+        <w:rPr>
+          <w:lang w:val="pt_PT" w:bidi="pt_PT"/>
+        </w:rPr>
+        <w:t>Romanos 4.20–22</w:t>
+      </w:r>
       <w:r>
         <w:rPr>
           <w:lang w:val="pt_PT" w:bidi="pt_PT"/>
@@ -1279,324 +997,216 @@
           <w:lang w:val="pt_PT" w:bidi="pt_PT"/>
         </w:rPr>
       </w:r>
-      <w:hyperlink r:id="rId52">
-        <w:r>
-          <w:rPr>
-            <w:lang w:val="pt_PT" w:bidi="pt_PT"/>
-          </w:rPr>
-          <w:rPr>
-            <w:color w:val="0000EE"/>
-            <w:u w:val="single"/>
-          </w:rPr>
-          <w:t>Gênesis 16.1–6</w:t>
-        </w:r>
-      </w:hyperlink>
+      <w:r>
+        <w:rPr>
+          <w:lang w:val="pt_PT" w:bidi="pt_PT"/>
+        </w:rPr>
+        <w:t>Gênesis 16.1–6</w:t>
+      </w:r>
       <w:r>
         <w:rPr>
           <w:lang w:val="pt_PT" w:bidi="pt_PT"/>
         </w:rPr>
         <w:t xml:space="preserve">; </w:t>
       </w:r>
-      <w:hyperlink r:id="rId50">
-        <w:r>
-          <w:rPr>
-            <w:lang w:val="pt_PT" w:bidi="pt_PT"/>
-          </w:rPr>
-          <w:rPr>
-            <w:color w:val="0000EE"/>
-            <w:u w:val="single"/>
-          </w:rPr>
-          <w:t>17.15–21</w:t>
-        </w:r>
-      </w:hyperlink>
+      <w:r>
+        <w:rPr>
+          <w:lang w:val="pt_PT" w:bidi="pt_PT"/>
+        </w:rPr>
+        <w:t>17.15–21</w:t>
+      </w:r>
       <w:r>
         <w:rPr>
           <w:lang w:val="pt_PT" w:bidi="pt_PT"/>
         </w:rPr>
         <w:t xml:space="preserve">; </w:t>
       </w:r>
-      <w:hyperlink r:id="rId40">
-        <w:r>
-          <w:rPr>
-            <w:lang w:val="pt_PT" w:bidi="pt_PT"/>
-          </w:rPr>
-          <w:rPr>
-            <w:color w:val="0000EE"/>
-            <w:u w:val="single"/>
-          </w:rPr>
-          <w:t>20.17–18</w:t>
-        </w:r>
-      </w:hyperlink>
+      <w:r>
+        <w:rPr>
+          <w:lang w:val="pt_PT" w:bidi="pt_PT"/>
+        </w:rPr>
+        <w:t>20.17–18</w:t>
+      </w:r>
       <w:r>
         <w:rPr>
           <w:lang w:val="pt_PT" w:bidi="pt_PT"/>
         </w:rPr>
         <w:t xml:space="preserve">; </w:t>
       </w:r>
-      <w:hyperlink r:id="rId29">
-        <w:r>
-          <w:rPr>
-            <w:lang w:val="pt_PT" w:bidi="pt_PT"/>
-          </w:rPr>
-          <w:rPr>
-            <w:color w:val="0000EE"/>
-            <w:u w:val="single"/>
-          </w:rPr>
-          <w:t>25.21</w:t>
-        </w:r>
-      </w:hyperlink>
+      <w:r>
+        <w:rPr>
+          <w:lang w:val="pt_PT" w:bidi="pt_PT"/>
+        </w:rPr>
+        <w:t>25.21</w:t>
+      </w:r>
       <w:r>
         <w:rPr>
           <w:lang w:val="pt_PT" w:bidi="pt_PT"/>
         </w:rPr>
         <w:t xml:space="preserve">; </w:t>
       </w:r>
-      <w:hyperlink r:id="rId30">
-        <w:r>
-          <w:rPr>
-            <w:lang w:val="pt_PT" w:bidi="pt_PT"/>
-          </w:rPr>
-          <w:rPr>
-            <w:color w:val="0000EE"/>
-            <w:u w:val="single"/>
-          </w:rPr>
-          <w:t>29.31</w:t>
-        </w:r>
-      </w:hyperlink>
+      <w:r>
+        <w:rPr>
+          <w:lang w:val="pt_PT" w:bidi="pt_PT"/>
+        </w:rPr>
+        <w:t>29.31</w:t>
+      </w:r>
       <w:r>
         <w:rPr>
           <w:lang w:val="pt_PT" w:bidi="pt_PT"/>
         </w:rPr>
         <w:t xml:space="preserve">; </w:t>
       </w:r>
-      <w:hyperlink r:id="rId53">
-        <w:r>
-          <w:rPr>
-            <w:lang w:val="pt_PT" w:bidi="pt_PT"/>
-          </w:rPr>
-          <w:rPr>
-            <w:color w:val="0000EE"/>
-            <w:u w:val="single"/>
-          </w:rPr>
-          <w:t>30.1–2</w:t>
-        </w:r>
-      </w:hyperlink>
+      <w:r>
+        <w:rPr>
+          <w:lang w:val="pt_PT" w:bidi="pt_PT"/>
+        </w:rPr>
+        <w:t>30.1–2</w:t>
+      </w:r>
       <w:r>
         <w:rPr>
           <w:lang w:val="pt_PT" w:bidi="pt_PT"/>
         </w:rPr>
         <w:t xml:space="preserve">, </w:t>
       </w:r>
-      <w:hyperlink r:id="rId54">
-        <w:r>
-          <w:rPr>
-            <w:lang w:val="pt_PT" w:bidi="pt_PT"/>
-          </w:rPr>
-          <w:rPr>
-            <w:color w:val="0000EE"/>
-            <w:u w:val="single"/>
-          </w:rPr>
-          <w:t>22–24</w:t>
-        </w:r>
-      </w:hyperlink>
+      <w:r>
+        <w:rPr>
+          <w:lang w:val="pt_PT" w:bidi="pt_PT"/>
+        </w:rPr>
+        <w:t>22–24</w:t>
+      </w:r>
       <w:r>
         <w:rPr>
           <w:lang w:val="pt_PT" w:bidi="pt_PT"/>
         </w:rPr>
         <w:t xml:space="preserve">; </w:t>
       </w:r>
-      <w:hyperlink r:id="rId55">
-        <w:r>
-          <w:rPr>
-            <w:lang w:val="pt_PT" w:bidi="pt_PT"/>
-          </w:rPr>
-          <w:rPr>
-            <w:color w:val="0000EE"/>
-            <w:u w:val="single"/>
-          </w:rPr>
-          <w:t>Êxodo 23.25–26</w:t>
-        </w:r>
-      </w:hyperlink>
+      <w:r>
+        <w:rPr>
+          <w:lang w:val="pt_PT" w:bidi="pt_PT"/>
+        </w:rPr>
+        <w:t>Êxodo 23.25–26</w:t>
+      </w:r>
       <w:r>
         <w:rPr>
           <w:lang w:val="pt_PT" w:bidi="pt_PT"/>
         </w:rPr>
         <w:t xml:space="preserve">; </w:t>
       </w:r>
-      <w:hyperlink r:id="rId56">
-        <w:r>
-          <w:rPr>
-            <w:lang w:val="pt_PT" w:bidi="pt_PT"/>
-          </w:rPr>
-          <w:rPr>
-            <w:color w:val="0000EE"/>
-            <w:u w:val="single"/>
-          </w:rPr>
-          <w:t>Deuteronômio 7.12–15</w:t>
-        </w:r>
-      </w:hyperlink>
+      <w:r>
+        <w:rPr>
+          <w:lang w:val="pt_PT" w:bidi="pt_PT"/>
+        </w:rPr>
+        <w:t>Deuteronômio 7.12–15</w:t>
+      </w:r>
       <w:r>
         <w:rPr>
           <w:lang w:val="pt_PT" w:bidi="pt_PT"/>
         </w:rPr>
         <w:t xml:space="preserve">; </w:t>
       </w:r>
-      <w:hyperlink r:id="rId57">
-        <w:r>
-          <w:rPr>
-            <w:lang w:val="pt_PT" w:bidi="pt_PT"/>
-          </w:rPr>
-          <w:rPr>
-            <w:color w:val="0000EE"/>
-            <w:u w:val="single"/>
-          </w:rPr>
-          <w:t>Juízes 13.2–5</w:t>
-        </w:r>
-      </w:hyperlink>
+      <w:r>
+        <w:rPr>
+          <w:lang w:val="pt_PT" w:bidi="pt_PT"/>
+        </w:rPr>
+        <w:t>Juízes 13.2–5</w:t>
+      </w:r>
       <w:r>
         <w:rPr>
           <w:lang w:val="pt_PT" w:bidi="pt_PT"/>
         </w:rPr>
         <w:t xml:space="preserve">; </w:t>
       </w:r>
-      <w:hyperlink r:id="rId58">
-        <w:r>
-          <w:rPr>
-            <w:lang w:val="pt_PT" w:bidi="pt_PT"/>
-          </w:rPr>
-          <w:rPr>
-            <w:color w:val="0000EE"/>
-            <w:u w:val="single"/>
-          </w:rPr>
-          <w:t>1 Samuel 1.2–28</w:t>
-        </w:r>
-      </w:hyperlink>
+      <w:r>
+        <w:rPr>
+          <w:lang w:val="pt_PT" w:bidi="pt_PT"/>
+        </w:rPr>
+        <w:t>1 Samuel 1.2–28</w:t>
+      </w:r>
       <w:r>
         <w:rPr>
           <w:lang w:val="pt_PT" w:bidi="pt_PT"/>
         </w:rPr>
         <w:t xml:space="preserve">; </w:t>
       </w:r>
-      <w:hyperlink r:id="rId59">
-        <w:r>
-          <w:rPr>
-            <w:lang w:val="pt_PT" w:bidi="pt_PT"/>
-          </w:rPr>
-          <w:rPr>
-            <w:color w:val="0000EE"/>
-            <w:u w:val="single"/>
-          </w:rPr>
-          <w:t>2.5–7</w:t>
-        </w:r>
-      </w:hyperlink>
+      <w:r>
+        <w:rPr>
+          <w:lang w:val="pt_PT" w:bidi="pt_PT"/>
+        </w:rPr>
+        <w:t>2.5–7</w:t>
+      </w:r>
       <w:r>
         <w:rPr>
           <w:lang w:val="pt_PT" w:bidi="pt_PT"/>
         </w:rPr>
         <w:t xml:space="preserve">; </w:t>
       </w:r>
-      <w:hyperlink r:id="rId60">
-        <w:r>
-          <w:rPr>
-            <w:lang w:val="pt_PT" w:bidi="pt_PT"/>
-          </w:rPr>
-          <w:rPr>
-            <w:color w:val="0000EE"/>
-            <w:u w:val="single"/>
-          </w:rPr>
-          <w:t>Salmos 113.5–9</w:t>
-        </w:r>
-      </w:hyperlink>
+      <w:r>
+        <w:rPr>
+          <w:lang w:val="pt_PT" w:bidi="pt_PT"/>
+        </w:rPr>
+        <w:t>Salmos 113.5–9</w:t>
+      </w:r>
       <w:r>
         <w:rPr>
           <w:lang w:val="pt_PT" w:bidi="pt_PT"/>
         </w:rPr>
         <w:t xml:space="preserve">; </w:t>
       </w:r>
-      <w:hyperlink r:id="rId61">
-        <w:r>
-          <w:rPr>
-            <w:lang w:val="pt_PT" w:bidi="pt_PT"/>
-          </w:rPr>
-          <w:rPr>
-            <w:color w:val="0000EE"/>
-            <w:u w:val="single"/>
-          </w:rPr>
-          <w:t>Isaías 54.1–3</w:t>
-        </w:r>
-      </w:hyperlink>
+      <w:r>
+        <w:rPr>
+          <w:lang w:val="pt_PT" w:bidi="pt_PT"/>
+        </w:rPr>
+        <w:t>Isaías 54.1–3</w:t>
+      </w:r>
       <w:r>
         <w:rPr>
           <w:lang w:val="pt_PT" w:bidi="pt_PT"/>
         </w:rPr>
         <w:t xml:space="preserve">; </w:t>
       </w:r>
-      <w:hyperlink r:id="rId62">
-        <w:r>
-          <w:rPr>
-            <w:lang w:val="pt_PT" w:bidi="pt_PT"/>
-          </w:rPr>
-          <w:rPr>
-            <w:color w:val="0000EE"/>
-            <w:u w:val="single"/>
-          </w:rPr>
-          <w:t>Lucas 1.5–25</w:t>
-        </w:r>
-      </w:hyperlink>
+      <w:r>
+        <w:rPr>
+          <w:lang w:val="pt_PT" w:bidi="pt_PT"/>
+        </w:rPr>
+        <w:t>Lucas 1.5–25</w:t>
+      </w:r>
       <w:r>
         <w:rPr>
           <w:lang w:val="pt_PT" w:bidi="pt_PT"/>
         </w:rPr>
         <w:t xml:space="preserve">; </w:t>
       </w:r>
-      <w:hyperlink r:id="rId63">
-        <w:r>
-          <w:rPr>
-            <w:lang w:val="pt_PT" w:bidi="pt_PT"/>
-          </w:rPr>
-          <w:rPr>
-            <w:color w:val="0000EE"/>
-            <w:u w:val="single"/>
-          </w:rPr>
-          <w:t>Romanos 4.19–22</w:t>
-        </w:r>
-      </w:hyperlink>
+      <w:r>
+        <w:rPr>
+          <w:lang w:val="pt_PT" w:bidi="pt_PT"/>
+        </w:rPr>
+        <w:t>Romanos 4.19–22</w:t>
+      </w:r>
       <w:r>
         <w:rPr>
           <w:lang w:val="pt_PT" w:bidi="pt_PT"/>
         </w:rPr>
         <w:t xml:space="preserve">; </w:t>
       </w:r>
-      <w:hyperlink r:id="rId64">
-        <w:r>
-          <w:rPr>
-            <w:lang w:val="pt_PT" w:bidi="pt_PT"/>
-          </w:rPr>
-          <w:rPr>
-            <w:color w:val="0000EE"/>
-            <w:u w:val="single"/>
-          </w:rPr>
-          <w:t>Gálatas 4.24–28</w:t>
-        </w:r>
-      </w:hyperlink>
+      <w:r>
+        <w:rPr>
+          <w:lang w:val="pt_PT" w:bidi="pt_PT"/>
+        </w:rPr>
+        <w:t>Gálatas 4.24–28</w:t>
+      </w:r>
       <w:r>
         <w:rPr>
           <w:lang w:val="pt_PT" w:bidi="pt_PT"/>
         </w:rPr>
         <w:t xml:space="preserve">; </w:t>
       </w:r>
-      <w:hyperlink r:id="rId65">
-        <w:r>
-          <w:rPr>
-            <w:lang w:val="pt_PT" w:bidi="pt_PT"/>
-          </w:rPr>
-          <w:rPr>
-            <w:color w:val="0000EE"/>
-            <w:u w:val="single"/>
-          </w:rPr>
-          <w:t>Hebreus 11.11–12</w:t>
-        </w:r>
-      </w:hyperlink>
+      <w:r>
+        <w:rPr>
+          <w:lang w:val="pt_PT" w:bidi="pt_PT"/>
+        </w:rPr>
+        <w:t>Hebreus 11.11–12</w:t>
+      </w:r>
       <w:r>
         <w:rPr>
           <w:lang w:val="pt_PT" w:bidi="pt_PT"/>
@@ -1786,18 +1396,12 @@
         </w:rPr>
         <w:t>Histórias (</w:t>
       </w:r>
-      <w:hyperlink r:id="rId66">
-        <w:r>
-          <w:rPr>
-            <w:lang w:val="pt_PT" w:bidi="pt_PT"/>
-          </w:rPr>
-          <w:rPr>
-            <w:color w:val="0000EE"/>
-            <w:u w:val="single"/>
-          </w:rPr>
-          <w:t>Levítico 10.1–3</w:t>
-        </w:r>
-      </w:hyperlink>
+      <w:r>
+        <w:rPr>
+          <w:lang w:val="pt_PT" w:bidi="pt_PT"/>
+        </w:rPr>
+        <w:t>Levítico 10.1–3</w:t>
+      </w:r>
       <w:r>
         <w:rPr>
           <w:lang w:val="pt_PT" w:bidi="pt_PT"/>
@@ -1822,18 +1426,12 @@
         </w:rPr>
         <w:t>Poesia (</w:t>
       </w:r>
-      <w:hyperlink r:id="rId67">
-        <w:r>
-          <w:rPr>
-            <w:lang w:val="pt_PT" w:bidi="pt_PT"/>
-          </w:rPr>
-          <w:rPr>
-            <w:color w:val="0000EE"/>
-            <w:u w:val="single"/>
-          </w:rPr>
-          <w:t>Deuteronômio 32.1–43</w:t>
-        </w:r>
-      </w:hyperlink>
+      <w:r>
+        <w:rPr>
+          <w:lang w:val="pt_PT" w:bidi="pt_PT"/>
+        </w:rPr>
+        <w:t>Deuteronômio 32.1–43</w:t>
+      </w:r>
       <w:r>
         <w:rPr>
           <w:lang w:val="pt_PT" w:bidi="pt_PT"/>
@@ -1858,18 +1456,12 @@
         </w:rPr>
         <w:t>Listas de linhagens familiares (</w:t>
       </w:r>
-      <w:hyperlink r:id="rId68">
-        <w:r>
-          <w:rPr>
-            <w:lang w:val="pt_PT" w:bidi="pt_PT"/>
-          </w:rPr>
-          <w:rPr>
-            <w:color w:val="0000EE"/>
-            <w:u w:val="single"/>
-          </w:rPr>
-          <w:t>Êxodo 6.14–25</w:t>
-        </w:r>
-      </w:hyperlink>
+      <w:r>
+        <w:rPr>
+          <w:lang w:val="pt_PT" w:bidi="pt_PT"/>
+        </w:rPr>
+        <w:t>Êxodo 6.14–25</w:t>
+      </w:r>
       <w:r>
         <w:rPr>
           <w:lang w:val="pt_PT" w:bidi="pt_PT"/>
@@ -1921,18 +1513,12 @@
         </w:rPr>
         <w:t xml:space="preserve">, que significa "estatuto", refere-se a uma lei dada por um legislador (por exemplo, </w:t>
       </w:r>
-      <w:hyperlink r:id="rId69">
-        <w:r>
-          <w:rPr>
-            <w:lang w:val="pt_PT" w:bidi="pt_PT"/>
-          </w:rPr>
-          <w:rPr>
-            <w:color w:val="0000EE"/>
-            <w:u w:val="single"/>
-          </w:rPr>
-          <w:t>Levítico 6.22</w:t>
-        </w:r>
-      </w:hyperlink>
+      <w:r>
+        <w:rPr>
+          <w:lang w:val="pt_PT" w:bidi="pt_PT"/>
+        </w:rPr>
+        <w:t>Levítico 6.22</w:t>
+      </w:r>
       <w:r>
         <w:rPr>
           <w:lang w:val="pt_PT" w:bidi="pt_PT"/>
@@ -1953,36 +1539,24 @@
         </w:rPr>
         <w:t xml:space="preserve">Em </w:t>
       </w:r>
-      <w:hyperlink r:id="rId70">
-        <w:r>
-          <w:rPr>
-            <w:lang w:val="pt_PT" w:bidi="pt_PT"/>
-          </w:rPr>
-          <w:rPr>
-            <w:color w:val="0000EE"/>
-            <w:u w:val="single"/>
-          </w:rPr>
-          <w:t>Levítico 18.4–5</w:t>
-        </w:r>
-      </w:hyperlink>
+      <w:r>
+        <w:rPr>
+          <w:lang w:val="pt_PT" w:bidi="pt_PT"/>
+        </w:rPr>
+        <w:t>Levítico 18.4–5</w:t>
+      </w:r>
       <w:r>
         <w:rPr>
           <w:lang w:val="pt_PT" w:bidi="pt_PT"/>
         </w:rPr>
         <w:t xml:space="preserve"> e </w:t>
       </w:r>
-      <w:hyperlink r:id="rId71">
-        <w:r>
-          <w:rPr>
-            <w:lang w:val="pt_PT" w:bidi="pt_PT"/>
-          </w:rPr>
-          <w:rPr>
-            <w:color w:val="0000EE"/>
-            <w:u w:val="single"/>
-          </w:rPr>
-          <w:t>19.37</w:t>
-        </w:r>
-      </w:hyperlink>
+      <w:r>
+        <w:rPr>
+          <w:lang w:val="pt_PT" w:bidi="pt_PT"/>
+        </w:rPr>
+        <w:t>19.37</w:t>
+      </w:r>
       <w:r>
         <w:rPr>
           <w:lang w:val="pt_PT" w:bidi="pt_PT"/>
@@ -2042,18 +1616,12 @@
         </w:rPr>
         <w:t xml:space="preserve"> De forma mais geral, a Torá ensina o povo de Deus sobre ele e qual é o relacionamento deles com Ele. De forma semelhante, ensinar a doutrina e como viver piedosamente são partes essenciais da igreja cristã e de sua mensagem que dá vida ao mundo (</w:t>
       </w:r>
-      <w:hyperlink r:id="rId72">
-        <w:r>
-          <w:rPr>
-            <w:lang w:val="pt_PT" w:bidi="pt_PT"/>
-          </w:rPr>
-          <w:rPr>
-            <w:color w:val="0000EE"/>
-            <w:u w:val="single"/>
-          </w:rPr>
-          <w:t>Colossenses 3.16</w:t>
-        </w:r>
-      </w:hyperlink>
+      <w:r>
+        <w:rPr>
+          <w:lang w:val="pt_PT" w:bidi="pt_PT"/>
+        </w:rPr>
+        <w:t>Colossenses 3.16</w:t>
+      </w:r>
       <w:r>
         <w:rPr>
           <w:lang w:val="pt_PT" w:bidi="pt_PT"/>
@@ -2083,306 +1651,204 @@
           <w:lang w:val="pt_PT" w:bidi="pt_PT"/>
         </w:rPr>
       </w:r>
-      <w:hyperlink r:id="rId73">
-        <w:r>
-          <w:rPr>
-            <w:lang w:val="pt_PT" w:bidi="pt_PT"/>
-          </w:rPr>
-          <w:rPr>
-            <w:color w:val="0000EE"/>
-            <w:u w:val="single"/>
-          </w:rPr>
-          <w:t>Gênesis 26.5</w:t>
-        </w:r>
-      </w:hyperlink>
+      <w:r>
+        <w:rPr>
+          <w:lang w:val="pt_PT" w:bidi="pt_PT"/>
+        </w:rPr>
+        <w:t>Gênesis 26.5</w:t>
+      </w:r>
       <w:r>
         <w:rPr>
           <w:lang w:val="pt_PT" w:bidi="pt_PT"/>
         </w:rPr>
         <w:t xml:space="preserve">; </w:t>
       </w:r>
-      <w:hyperlink r:id="rId74">
-        <w:r>
-          <w:rPr>
-            <w:lang w:val="pt_PT" w:bidi="pt_PT"/>
-          </w:rPr>
-          <w:rPr>
-            <w:color w:val="0000EE"/>
-            <w:u w:val="single"/>
-          </w:rPr>
-          <w:t>Êxodo 16.4</w:t>
-        </w:r>
-      </w:hyperlink>
+      <w:r>
+        <w:rPr>
+          <w:lang w:val="pt_PT" w:bidi="pt_PT"/>
+        </w:rPr>
+        <w:t>Êxodo 16.4</w:t>
+      </w:r>
       <w:r>
         <w:rPr>
           <w:lang w:val="pt_PT" w:bidi="pt_PT"/>
         </w:rPr>
         <w:t xml:space="preserve">; </w:t>
       </w:r>
-      <w:hyperlink r:id="rId75">
-        <w:r>
-          <w:rPr>
-            <w:lang w:val="pt_PT" w:bidi="pt_PT"/>
-          </w:rPr>
-          <w:rPr>
-            <w:color w:val="0000EE"/>
-            <w:u w:val="single"/>
-          </w:rPr>
-          <w:t>Levítico 6.9</w:t>
-        </w:r>
-      </w:hyperlink>
+      <w:r>
+        <w:rPr>
+          <w:lang w:val="pt_PT" w:bidi="pt_PT"/>
+        </w:rPr>
+        <w:t>Levítico 6.9</w:t>
+      </w:r>
       <w:r>
         <w:rPr>
           <w:lang w:val="pt_PT" w:bidi="pt_PT"/>
         </w:rPr>
         <w:t>,</w:t>
       </w:r>
-      <w:hyperlink r:id="rId76">
-        <w:r>
-          <w:rPr>
-            <w:lang w:val="pt_PT" w:bidi="pt_PT"/>
-          </w:rPr>
-          <w:rPr>
-            <w:color w:val="0000EE"/>
-            <w:u w:val="single"/>
-          </w:rPr>
-          <w:t>14</w:t>
-        </w:r>
-      </w:hyperlink>
+      <w:r>
+        <w:rPr>
+          <w:lang w:val="pt_PT" w:bidi="pt_PT"/>
+        </w:rPr>
+        <w:t>14</w:t>
+      </w:r>
       <w:r>
         <w:rPr>
           <w:lang w:val="pt_PT" w:bidi="pt_PT"/>
         </w:rPr>
         <w:t xml:space="preserve">; </w:t>
       </w:r>
-      <w:hyperlink r:id="rId77">
-        <w:r>
-          <w:rPr>
-            <w:lang w:val="pt_PT" w:bidi="pt_PT"/>
-          </w:rPr>
-          <w:rPr>
-            <w:color w:val="0000EE"/>
-            <w:u w:val="single"/>
-          </w:rPr>
-          <w:t>Deuteronômio 17.8–13</w:t>
-        </w:r>
-      </w:hyperlink>
+      <w:r>
+        <w:rPr>
+          <w:lang w:val="pt_PT" w:bidi="pt_PT"/>
+        </w:rPr>
+        <w:t>Deuteronômio 17.8–13</w:t>
+      </w:r>
       <w:r>
         <w:rPr>
           <w:lang w:val="pt_PT" w:bidi="pt_PT"/>
         </w:rPr>
         <w:t>,</w:t>
       </w:r>
-      <w:hyperlink r:id="rId78">
-        <w:r>
-          <w:rPr>
-            <w:lang w:val="pt_PT" w:bidi="pt_PT"/>
-          </w:rPr>
-          <w:rPr>
-            <w:color w:val="0000EE"/>
-            <w:u w:val="single"/>
-          </w:rPr>
-          <w:t>18–20</w:t>
-        </w:r>
-      </w:hyperlink>
+      <w:r>
+        <w:rPr>
+          <w:lang w:val="pt_PT" w:bidi="pt_PT"/>
+        </w:rPr>
+        <w:t>18–20</w:t>
+      </w:r>
       <w:r>
         <w:rPr>
           <w:lang w:val="pt_PT" w:bidi="pt_PT"/>
         </w:rPr>
         <w:t xml:space="preserve">; </w:t>
       </w:r>
-      <w:hyperlink r:id="rId79">
-        <w:r>
-          <w:rPr>
-            <w:lang w:val="pt_PT" w:bidi="pt_PT"/>
-          </w:rPr>
-          <w:rPr>
-            <w:color w:val="0000EE"/>
-            <w:u w:val="single"/>
-          </w:rPr>
-          <w:t>2 Reis 10.30–31</w:t>
-        </w:r>
-      </w:hyperlink>
+      <w:r>
+        <w:rPr>
+          <w:lang w:val="pt_PT" w:bidi="pt_PT"/>
+        </w:rPr>
+        <w:t>2 Reis 10.30–31</w:t>
+      </w:r>
       <w:r>
         <w:rPr>
           <w:lang w:val="pt_PT" w:bidi="pt_PT"/>
         </w:rPr>
         <w:t xml:space="preserve">; </w:t>
       </w:r>
-      <w:hyperlink r:id="rId80">
-        <w:r>
-          <w:rPr>
-            <w:lang w:val="pt_PT" w:bidi="pt_PT"/>
-          </w:rPr>
-          <w:rPr>
-            <w:color w:val="0000EE"/>
-            <w:u w:val="single"/>
-          </w:rPr>
-          <w:t>22.8–20</w:t>
-        </w:r>
-      </w:hyperlink>
+      <w:r>
+        <w:rPr>
+          <w:lang w:val="pt_PT" w:bidi="pt_PT"/>
+        </w:rPr>
+        <w:t>22.8–20</w:t>
+      </w:r>
       <w:r>
         <w:rPr>
           <w:lang w:val="pt_PT" w:bidi="pt_PT"/>
         </w:rPr>
         <w:t xml:space="preserve">; </w:t>
       </w:r>
-      <w:hyperlink r:id="rId81">
-        <w:r>
-          <w:rPr>
-            <w:lang w:val="pt_PT" w:bidi="pt_PT"/>
-          </w:rPr>
-          <w:rPr>
-            <w:color w:val="0000EE"/>
-            <w:u w:val="single"/>
-          </w:rPr>
-          <w:t>Jó 22.21–23</w:t>
-        </w:r>
-      </w:hyperlink>
+      <w:r>
+        <w:rPr>
+          <w:lang w:val="pt_PT" w:bidi="pt_PT"/>
+        </w:rPr>
+        <w:t>Jó 22.21–23</w:t>
+      </w:r>
       <w:r>
         <w:rPr>
           <w:lang w:val="pt_PT" w:bidi="pt_PT"/>
         </w:rPr>
         <w:t xml:space="preserve">; </w:t>
       </w:r>
-      <w:hyperlink r:id="rId82">
-        <w:r>
-          <w:rPr>
-            <w:lang w:val="pt_PT" w:bidi="pt_PT"/>
-          </w:rPr>
-          <w:rPr>
-            <w:color w:val="0000EE"/>
-            <w:u w:val="single"/>
-          </w:rPr>
-          <w:t>Salmos 40.8</w:t>
-        </w:r>
-      </w:hyperlink>
+      <w:r>
+        <w:rPr>
+          <w:lang w:val="pt_PT" w:bidi="pt_PT"/>
+        </w:rPr>
+        <w:t>Salmos 40.8</w:t>
+      </w:r>
       <w:r>
         <w:rPr>
           <w:lang w:val="pt_PT" w:bidi="pt_PT"/>
         </w:rPr>
         <w:t xml:space="preserve">; </w:t>
       </w:r>
-      <w:hyperlink r:id="rId83">
-        <w:r>
-          <w:rPr>
-            <w:lang w:val="pt_PT" w:bidi="pt_PT"/>
-          </w:rPr>
-          <w:rPr>
-            <w:color w:val="0000EE"/>
-            <w:u w:val="single"/>
-          </w:rPr>
-          <w:t>78.9–12</w:t>
-        </w:r>
-      </w:hyperlink>
+      <w:r>
+        <w:rPr>
+          <w:lang w:val="pt_PT" w:bidi="pt_PT"/>
+        </w:rPr>
+        <w:t>78.9–12</w:t>
+      </w:r>
       <w:r>
         <w:rPr>
           <w:lang w:val="pt_PT" w:bidi="pt_PT"/>
         </w:rPr>
         <w:t xml:space="preserve">; </w:t>
       </w:r>
-      <w:hyperlink r:id="rId84">
-        <w:r>
-          <w:rPr>
-            <w:lang w:val="pt_PT" w:bidi="pt_PT"/>
-          </w:rPr>
-          <w:rPr>
-            <w:color w:val="0000EE"/>
-            <w:u w:val="single"/>
-          </w:rPr>
-          <w:t>Provérbios 6.20–23</w:t>
-        </w:r>
-      </w:hyperlink>
+      <w:r>
+        <w:rPr>
+          <w:lang w:val="pt_PT" w:bidi="pt_PT"/>
+        </w:rPr>
+        <w:t>Provérbios 6.20–23</w:t>
+      </w:r>
       <w:r>
         <w:rPr>
           <w:lang w:val="pt_PT" w:bidi="pt_PT"/>
         </w:rPr>
         <w:t xml:space="preserve">; </w:t>
       </w:r>
-      <w:hyperlink r:id="rId85">
-        <w:r>
-          <w:rPr>
-            <w:lang w:val="pt_PT" w:bidi="pt_PT"/>
-          </w:rPr>
-          <w:rPr>
-            <w:color w:val="0000EE"/>
-            <w:u w:val="single"/>
-          </w:rPr>
-          <w:t>13.14</w:t>
-        </w:r>
-      </w:hyperlink>
+      <w:r>
+        <w:rPr>
+          <w:lang w:val="pt_PT" w:bidi="pt_PT"/>
+        </w:rPr>
+        <w:t>13.14</w:t>
+      </w:r>
       <w:r>
         <w:rPr>
           <w:lang w:val="pt_PT" w:bidi="pt_PT"/>
         </w:rPr>
         <w:t xml:space="preserve">; </w:t>
       </w:r>
-      <w:hyperlink r:id="rId86">
-        <w:r>
-          <w:rPr>
-            <w:lang w:val="pt_PT" w:bidi="pt_PT"/>
-          </w:rPr>
-          <w:rPr>
-            <w:color w:val="0000EE"/>
-            <w:u w:val="single"/>
-          </w:rPr>
-          <w:t>28.9</w:t>
-        </w:r>
-      </w:hyperlink>
+      <w:r>
+        <w:rPr>
+          <w:lang w:val="pt_PT" w:bidi="pt_PT"/>
+        </w:rPr>
+        <w:t>28.9</w:t>
+      </w:r>
       <w:r>
         <w:rPr>
           <w:lang w:val="pt_PT" w:bidi="pt_PT"/>
         </w:rPr>
         <w:t xml:space="preserve">; </w:t>
       </w:r>
-      <w:hyperlink r:id="rId87">
-        <w:r>
-          <w:rPr>
-            <w:lang w:val="pt_PT" w:bidi="pt_PT"/>
-          </w:rPr>
-          <w:rPr>
-            <w:color w:val="0000EE"/>
-            <w:u w:val="single"/>
-          </w:rPr>
-          <w:t>Isaías 8.20</w:t>
-        </w:r>
-      </w:hyperlink>
+      <w:r>
+        <w:rPr>
+          <w:lang w:val="pt_PT" w:bidi="pt_PT"/>
+        </w:rPr>
+        <w:t>Isaías 8.20</w:t>
+      </w:r>
       <w:r>
         <w:rPr>
           <w:lang w:val="pt_PT" w:bidi="pt_PT"/>
         </w:rPr>
         <w:t xml:space="preserve">; </w:t>
       </w:r>
-      <w:hyperlink r:id="rId72">
-        <w:r>
-          <w:rPr>
-            <w:lang w:val="pt_PT" w:bidi="pt_PT"/>
-          </w:rPr>
-          <w:rPr>
-            <w:color w:val="0000EE"/>
-            <w:u w:val="single"/>
-          </w:rPr>
-          <w:t>Colossenses 3.16</w:t>
-        </w:r>
-      </w:hyperlink>
+      <w:r>
+        <w:rPr>
+          <w:lang w:val="pt_PT" w:bidi="pt_PT"/>
+        </w:rPr>
+        <w:t>Colossenses 3.16</w:t>
+      </w:r>
       <w:r>
         <w:rPr>
           <w:lang w:val="pt_PT" w:bidi="pt_PT"/>
         </w:rPr>
         <w:t xml:space="preserve">; </w:t>
       </w:r>
-      <w:hyperlink r:id="rId88">
-        <w:r>
-          <w:rPr>
-            <w:lang w:val="pt_PT" w:bidi="pt_PT"/>
-          </w:rPr>
-          <w:rPr>
-            <w:color w:val="0000EE"/>
-            <w:u w:val="single"/>
-          </w:rPr>
-          <w:t>2 Timóteo 3.14–17</w:t>
-        </w:r>
-      </w:hyperlink>
+      <w:r>
+        <w:rPr>
+          <w:lang w:val="pt_PT" w:bidi="pt_PT"/>
+        </w:rPr>
+        <w:t>2 Timóteo 3.14–17</w:t>
+      </w:r>
       <w:r>
         <w:rPr>
           <w:lang w:val="pt_PT" w:bidi="pt_PT"/>
@@ -2496,144 +1962,96 @@
           <w:lang w:val="pt_PT" w:bidi="pt_PT"/>
         </w:rPr>
       </w:r>
-      <w:hyperlink r:id="rId89">
-        <w:r>
-          <w:rPr>
-            <w:lang w:val="pt_PT" w:bidi="pt_PT"/>
-          </w:rPr>
-          <w:rPr>
-            <w:color w:val="0000EE"/>
-            <w:u w:val="single"/>
-          </w:rPr>
-          <w:t>Gênesis 14.1–16</w:t>
-        </w:r>
-      </w:hyperlink>
+      <w:r>
+        <w:rPr>
+          <w:lang w:val="pt_PT" w:bidi="pt_PT"/>
+        </w:rPr>
+        <w:t>Gênesis 14.1–16</w:t>
+      </w:r>
       <w:r>
         <w:rPr>
           <w:lang w:val="pt_PT" w:bidi="pt_PT"/>
         </w:rPr>
         <w:t xml:space="preserve">; </w:t>
       </w:r>
-      <w:hyperlink r:id="rId90">
-        <w:r>
-          <w:rPr>
-            <w:lang w:val="pt_PT" w:bidi="pt_PT"/>
-          </w:rPr>
-          <w:rPr>
-            <w:color w:val="0000EE"/>
-            <w:u w:val="single"/>
-          </w:rPr>
-          <w:t>2 Reis 17.5–23</w:t>
-        </w:r>
-      </w:hyperlink>
+      <w:r>
+        <w:rPr>
+          <w:lang w:val="pt_PT" w:bidi="pt_PT"/>
+        </w:rPr>
+        <w:t>2 Reis 17.5–23</w:t>
+      </w:r>
       <w:r>
         <w:rPr>
           <w:lang w:val="pt_PT" w:bidi="pt_PT"/>
         </w:rPr>
         <w:t xml:space="preserve">; </w:t>
       </w:r>
-      <w:hyperlink r:id="rId91">
-        <w:r>
-          <w:rPr>
-            <w:lang w:val="pt_PT" w:bidi="pt_PT"/>
-          </w:rPr>
-          <w:rPr>
-            <w:color w:val="0000EE"/>
-            <w:u w:val="single"/>
-          </w:rPr>
-          <w:t>18.13–19.37</w:t>
-        </w:r>
-      </w:hyperlink>
+      <w:r>
+        <w:rPr>
+          <w:lang w:val="pt_PT" w:bidi="pt_PT"/>
+        </w:rPr>
+        <w:t>18.13–19.37</w:t>
+      </w:r>
       <w:r>
         <w:rPr>
           <w:lang w:val="pt_PT" w:bidi="pt_PT"/>
         </w:rPr>
         <w:t xml:space="preserve">; </w:t>
       </w:r>
-      <w:hyperlink r:id="rId92">
-        <w:r>
-          <w:rPr>
-            <w:lang w:val="pt_PT" w:bidi="pt_PT"/>
-          </w:rPr>
-          <w:rPr>
-            <w:color w:val="0000EE"/>
-            <w:u w:val="single"/>
-          </w:rPr>
-          <w:t>Isaías 6.8–13</w:t>
-        </w:r>
-      </w:hyperlink>
+      <w:r>
+        <w:rPr>
+          <w:lang w:val="pt_PT" w:bidi="pt_PT"/>
+        </w:rPr>
+        <w:t>Isaías 6.8–13</w:t>
+      </w:r>
       <w:r>
         <w:rPr>
           <w:lang w:val="pt_PT" w:bidi="pt_PT"/>
         </w:rPr>
         <w:t xml:space="preserve">; </w:t>
       </w:r>
-      <w:hyperlink r:id="rId93">
-        <w:r>
-          <w:rPr>
-            <w:lang w:val="pt_PT" w:bidi="pt_PT"/>
-          </w:rPr>
-          <w:rPr>
-            <w:color w:val="0000EE"/>
-            <w:u w:val="single"/>
-          </w:rPr>
-          <w:t>36.1–37.38</w:t>
-        </w:r>
-      </w:hyperlink>
+      <w:r>
+        <w:rPr>
+          <w:lang w:val="pt_PT" w:bidi="pt_PT"/>
+        </w:rPr>
+        <w:t>36.1–37.38</w:t>
+      </w:r>
       <w:r>
         <w:rPr>
           <w:lang w:val="pt_PT" w:bidi="pt_PT"/>
         </w:rPr>
         <w:t xml:space="preserve">; </w:t>
       </w:r>
-      <w:hyperlink r:id="rId94">
-        <w:r>
-          <w:rPr>
-            <w:lang w:val="pt_PT" w:bidi="pt_PT"/>
-          </w:rPr>
-          <w:rPr>
-            <w:color w:val="0000EE"/>
-            <w:u w:val="single"/>
-          </w:rPr>
-          <w:t>65.21–23</w:t>
-        </w:r>
-      </w:hyperlink>
+      <w:r>
+        <w:rPr>
+          <w:lang w:val="pt_PT" w:bidi="pt_PT"/>
+        </w:rPr>
+        <w:t>65.21–23</w:t>
+      </w:r>
       <w:r>
         <w:rPr>
           <w:lang w:val="pt_PT" w:bidi="pt_PT"/>
         </w:rPr>
         <w:t xml:space="preserve">; </w:t>
       </w:r>
-      <w:hyperlink r:id="rId95">
-        <w:r>
-          <w:rPr>
-            <w:lang w:val="pt_PT" w:bidi="pt_PT"/>
-          </w:rPr>
-          <w:rPr>
-            <w:color w:val="0000EE"/>
-            <w:u w:val="single"/>
-          </w:rPr>
-          <w:t>Jeremias 6.22–26</w:t>
-        </w:r>
-      </w:hyperlink>
+      <w:r>
+        <w:rPr>
+          <w:lang w:val="pt_PT" w:bidi="pt_PT"/>
+        </w:rPr>
+        <w:t>Jeremias 6.22–26</w:t>
+      </w:r>
       <w:r>
         <w:rPr>
           <w:lang w:val="pt_PT" w:bidi="pt_PT"/>
         </w:rPr>
         <w:t xml:space="preserve">; </w:t>
       </w:r>
-      <w:hyperlink r:id="rId96">
-        <w:r>
-          <w:rPr>
-            <w:lang w:val="pt_PT" w:bidi="pt_PT"/>
-          </w:rPr>
-          <w:rPr>
-            <w:color w:val="0000EE"/>
-            <w:u w:val="single"/>
-          </w:rPr>
-          <w:t>19.7–15</w:t>
-        </w:r>
-      </w:hyperlink>
+      <w:r>
+        <w:rPr>
+          <w:lang w:val="pt_PT" w:bidi="pt_PT"/>
+        </w:rPr>
+        <w:t>19.7–15</w:t>
+      </w:r>
       <w:r>
         <w:rPr>
           <w:lang w:val="pt_PT" w:bidi="pt_PT"/>
